--- a/drafts/sir-multiplex-hypergraphs/verification.docx
+++ b/drafts/sir-multiplex-hypergraphs/verification.docx
@@ -2457,29 +2457,29 @@
               <w:rPr>
                 <w:rFonts w:ascii="Times New Roman" w:cs="Times New Roman" w:eastAsia="SimSun" w:hAnsi="Times New Roman"/>
               </w:rPr>
-              <w:t xml:space="preserve">0.33463 ± 0.00183</w:t>
-            </w:r>
-          </w:p>
-        </w:tc>
-        <w:tc>
-          <w:tcPr>
-            <w:tcW w:type="dxa" w:w="1337"/>
-            <w:tcMar>
-              <w:top w:type="dxa" w:w="80"/>
-              <w:left w:type="dxa" w:w="110"/>
-              <w:bottom w:type="dxa" w:w="80"/>
-              <w:right w:type="dxa" w:w="110"/>
-            </w:tcMar>
-          </w:tcPr>
-          <w:p>
-            <w:pPr>
-              <w:spacing w:after="40" w:before="40" w:line="300"/>
-            </w:pPr>
-            <w:r>
-              <w:rPr>
-                <w:rFonts w:ascii="Times New Roman" w:cs="Times New Roman" w:eastAsia="SimSun" w:hAnsi="Times New Roman"/>
-              </w:rPr>
-              <w:t xml:space="preserve">1.3e-03</w:t>
+              <w:t xml:space="preserve">0.33287 ± 0.00075</w:t>
+            </w:r>
+          </w:p>
+        </w:tc>
+        <w:tc>
+          <w:tcPr>
+            <w:tcW w:type="dxa" w:w="1337"/>
+            <w:tcMar>
+              <w:top w:type="dxa" w:w="80"/>
+              <w:left w:type="dxa" w:w="110"/>
+              <w:bottom w:type="dxa" w:w="80"/>
+              <w:right w:type="dxa" w:w="110"/>
+            </w:tcMar>
+          </w:tcPr>
+          <w:p>
+            <w:pPr>
+              <w:spacing w:after="40" w:before="40" w:line="300"/>
+            </w:pPr>
+            <w:r>
+              <w:rPr>
+                <w:rFonts w:ascii="Times New Roman" w:cs="Times New Roman" w:eastAsia="SimSun" w:hAnsi="Times New Roman"/>
+              </w:rPr>
+              <w:t xml:space="preserve">4.6e-04</w:t>
             </w:r>
           </w:p>
         </w:tc>
@@ -2616,29 +2616,29 @@
               <w:rPr>
                 <w:rFonts w:ascii="Times New Roman" w:cs="Times New Roman" w:eastAsia="SimSun" w:hAnsi="Times New Roman"/>
               </w:rPr>
-              <w:t xml:space="preserve">0.73498 ± 0.00271</w:t>
-            </w:r>
-          </w:p>
-        </w:tc>
-        <w:tc>
-          <w:tcPr>
-            <w:tcW w:type="dxa" w:w="1337"/>
-            <w:tcMar>
-              <w:top w:type="dxa" w:w="80"/>
-              <w:left w:type="dxa" w:w="110"/>
-              <w:bottom w:type="dxa" w:w="80"/>
-              <w:right w:type="dxa" w:w="110"/>
-            </w:tcMar>
-          </w:tcPr>
-          <w:p>
-            <w:pPr>
-              <w:spacing w:after="40" w:before="40" w:line="300"/>
-            </w:pPr>
-            <w:r>
-              <w:rPr>
-                <w:rFonts w:ascii="Times New Roman" w:cs="Times New Roman" w:eastAsia="SimSun" w:hAnsi="Times New Roman"/>
-              </w:rPr>
-              <w:t xml:space="preserve">1.6e-03</w:t>
+              <w:t xml:space="preserve">0.73484 ± 0.00129</w:t>
+            </w:r>
+          </w:p>
+        </w:tc>
+        <w:tc>
+          <w:tcPr>
+            <w:tcW w:type="dxa" w:w="1337"/>
+            <w:tcMar>
+              <w:top w:type="dxa" w:w="80"/>
+              <w:left w:type="dxa" w:w="110"/>
+              <w:bottom w:type="dxa" w:w="80"/>
+              <w:right w:type="dxa" w:w="110"/>
+            </w:tcMar>
+          </w:tcPr>
+          <w:p>
+            <w:pPr>
+              <w:spacing w:after="40" w:before="40" w:line="300"/>
+            </w:pPr>
+            <w:r>
+              <w:rPr>
+                <w:rFonts w:ascii="Times New Roman" w:cs="Times New Roman" w:eastAsia="SimSun" w:hAnsi="Times New Roman"/>
+              </w:rPr>
+              <w:t xml:space="preserve">1.5e-03</w:t>
             </w:r>
           </w:p>
         </w:tc>
@@ -2775,29 +2775,29 @@
               <w:rPr>
                 <w:rFonts w:ascii="Times New Roman" w:cs="Times New Roman" w:eastAsia="SimSun" w:hAnsi="Times New Roman"/>
               </w:rPr>
-              <w:t xml:space="preserve">1.20229 ± 0.00347</w:t>
-            </w:r>
-          </w:p>
-        </w:tc>
-        <w:tc>
-          <w:tcPr>
-            <w:tcW w:type="dxa" w:w="1337"/>
-            <w:tcMar>
-              <w:top w:type="dxa" w:w="80"/>
-              <w:left w:type="dxa" w:w="110"/>
-              <w:bottom w:type="dxa" w:w="80"/>
-              <w:right w:type="dxa" w:w="110"/>
-            </w:tcMar>
-          </w:tcPr>
-          <w:p>
-            <w:pPr>
-              <w:spacing w:after="40" w:before="40" w:line="300"/>
-            </w:pPr>
-            <w:r>
-              <w:rPr>
-                <w:rFonts w:ascii="Times New Roman" w:cs="Times New Roman" w:eastAsia="SimSun" w:hAnsi="Times New Roman"/>
-              </w:rPr>
-              <w:t xml:space="preserve">3.9e-04</w:t>
+              <w:t xml:space="preserve">1.20182 ± 0.00185</w:t>
+            </w:r>
+          </w:p>
+        </w:tc>
+        <w:tc>
+          <w:tcPr>
+            <w:tcW w:type="dxa" w:w="1337"/>
+            <w:tcMar>
+              <w:top w:type="dxa" w:w="80"/>
+              <w:left w:type="dxa" w:w="110"/>
+              <w:bottom w:type="dxa" w:w="80"/>
+              <w:right w:type="dxa" w:w="110"/>
+            </w:tcMar>
+          </w:tcPr>
+          <w:p>
+            <w:pPr>
+              <w:spacing w:after="40" w:before="40" w:line="300"/>
+            </w:pPr>
+            <w:r>
+              <w:rPr>
+                <w:rFonts w:ascii="Times New Roman" w:cs="Times New Roman" w:eastAsia="SimSun" w:hAnsi="Times New Roman"/>
+              </w:rPr>
+              <w:t xml:space="preserve">9.0e-05</w:t>
             </w:r>
           </w:p>
         </w:tc>
@@ -2934,29 +2934,29 @@
               <w:rPr>
                 <w:rFonts w:ascii="Times New Roman" w:cs="Times New Roman" w:eastAsia="SimSun" w:hAnsi="Times New Roman"/>
               </w:rPr>
-              <w:t xml:space="preserve">1.74198 ± 0.00417</w:t>
-            </w:r>
-          </w:p>
-        </w:tc>
-        <w:tc>
-          <w:tcPr>
-            <w:tcW w:type="dxa" w:w="1337"/>
-            <w:tcMar>
-              <w:top w:type="dxa" w:w="80"/>
-              <w:left w:type="dxa" w:w="110"/>
-              <w:bottom w:type="dxa" w:w="80"/>
-              <w:right w:type="dxa" w:w="110"/>
-            </w:tcMar>
-          </w:tcPr>
-          <w:p>
-            <w:pPr>
-              <w:spacing w:after="40" w:before="40" w:line="300"/>
-            </w:pPr>
-            <w:r>
-              <w:rPr>
-                <w:rFonts w:ascii="Times New Roman" w:cs="Times New Roman" w:eastAsia="SimSun" w:hAnsi="Times New Roman"/>
-              </w:rPr>
-              <w:t xml:space="preserve">2.9e-03</w:t>
+              <w:t xml:space="preserve">1.73628 ± 0.00243</w:t>
+            </w:r>
+          </w:p>
+        </w:tc>
+        <w:tc>
+          <w:tcPr>
+            <w:tcW w:type="dxa" w:w="1337"/>
+            <w:tcMar>
+              <w:top w:type="dxa" w:w="80"/>
+              <w:left w:type="dxa" w:w="110"/>
+              <w:bottom w:type="dxa" w:w="80"/>
+              <w:right w:type="dxa" w:w="110"/>
+            </w:tcMar>
+          </w:tcPr>
+          <w:p>
+            <w:pPr>
+              <w:spacing w:after="40" w:before="40" w:line="300"/>
+            </w:pPr>
+            <w:r>
+              <w:rPr>
+                <w:rFonts w:ascii="Times New Roman" w:cs="Times New Roman" w:eastAsia="SimSun" w:hAnsi="Times New Roman"/>
+              </w:rPr>
+              <w:t xml:space="preserve">2.8e-03</w:t>
             </w:r>
           </w:p>
         </w:tc>
@@ -3093,29 +3093,29 @@
               <w:rPr>
                 <w:rFonts w:ascii="Times New Roman" w:cs="Times New Roman" w:eastAsia="SimSun" w:hAnsi="Times New Roman"/>
               </w:rPr>
-              <w:t xml:space="preserve">2.34498 ± 0.00484</w:t>
-            </w:r>
-          </w:p>
-        </w:tc>
-        <w:tc>
-          <w:tcPr>
-            <w:tcW w:type="dxa" w:w="1337"/>
-            <w:tcMar>
-              <w:top w:type="dxa" w:w="80"/>
-              <w:left w:type="dxa" w:w="110"/>
-              <w:bottom w:type="dxa" w:w="80"/>
-              <w:right w:type="dxa" w:w="110"/>
-            </w:tcMar>
-          </w:tcPr>
-          <w:p>
-            <w:pPr>
-              <w:spacing w:after="40" w:before="40" w:line="300"/>
-            </w:pPr>
-            <w:r>
-              <w:rPr>
-                <w:rFonts w:ascii="Times New Roman" w:cs="Times New Roman" w:eastAsia="SimSun" w:hAnsi="Times New Roman"/>
-              </w:rPr>
-              <w:t xml:space="preserve">2.0e-03</w:t>
+              <w:t xml:space="preserve">2.34369 ± 0.00302</w:t>
+            </w:r>
+          </w:p>
+        </w:tc>
+        <w:tc>
+          <w:tcPr>
+            <w:tcW w:type="dxa" w:w="1337"/>
+            <w:tcMar>
+              <w:top w:type="dxa" w:w="80"/>
+              <w:left w:type="dxa" w:w="110"/>
+              <w:bottom w:type="dxa" w:w="80"/>
+              <w:right w:type="dxa" w:w="110"/>
+            </w:tcMar>
+          </w:tcPr>
+          <w:p>
+            <w:pPr>
+              <w:spacing w:after="40" w:before="40" w:line="300"/>
+            </w:pPr>
+            <w:r>
+              <w:rPr>
+                <w:rFonts w:ascii="Times New Roman" w:cs="Times New Roman" w:eastAsia="SimSun" w:hAnsi="Times New Roman"/>
+              </w:rPr>
+              <w:t xml:space="preserve">7.1e-04</w:t>
             </w:r>
           </w:p>
         </w:tc>
@@ -3252,29 +3252,29 @@
               <w:rPr>
                 <w:rFonts w:ascii="Times New Roman" w:cs="Times New Roman" w:eastAsia="SimSun" w:hAnsi="Times New Roman"/>
               </w:rPr>
-              <w:t xml:space="preserve">0.49984 ± 0.00224</w:t>
-            </w:r>
-          </w:p>
-        </w:tc>
-        <w:tc>
-          <w:tcPr>
-            <w:tcW w:type="dxa" w:w="1337"/>
-            <w:tcMar>
-              <w:top w:type="dxa" w:w="80"/>
-              <w:left w:type="dxa" w:w="110"/>
-              <w:bottom w:type="dxa" w:w="80"/>
-              <w:right w:type="dxa" w:w="110"/>
-            </w:tcMar>
-          </w:tcPr>
-          <w:p>
-            <w:pPr>
-              <w:spacing w:after="40" w:before="40" w:line="300"/>
-            </w:pPr>
-            <w:r>
-              <w:rPr>
-                <w:rFonts w:ascii="Times New Roman" w:cs="Times New Roman" w:eastAsia="SimSun" w:hAnsi="Times New Roman"/>
-              </w:rPr>
-              <w:t xml:space="preserve">1.6e-04</w:t>
+              <w:t xml:space="preserve">0.49932 ± 0.00079</w:t>
+            </w:r>
+          </w:p>
+        </w:tc>
+        <w:tc>
+          <w:tcPr>
+            <w:tcW w:type="dxa" w:w="1337"/>
+            <w:tcMar>
+              <w:top w:type="dxa" w:w="80"/>
+              <w:left w:type="dxa" w:w="110"/>
+              <w:bottom w:type="dxa" w:w="80"/>
+              <w:right w:type="dxa" w:w="110"/>
+            </w:tcMar>
+          </w:tcPr>
+          <w:p>
+            <w:pPr>
+              <w:spacing w:after="40" w:before="40" w:line="300"/>
+            </w:pPr>
+            <w:r>
+              <w:rPr>
+                <w:rFonts w:ascii="Times New Roman" w:cs="Times New Roman" w:eastAsia="SimSun" w:hAnsi="Times New Roman"/>
+              </w:rPr>
+              <w:t xml:space="preserve">6.8e-04</w:t>
             </w:r>
           </w:p>
         </w:tc>
@@ -3411,29 +3411,29 @@
               <w:rPr>
                 <w:rFonts w:ascii="Times New Roman" w:cs="Times New Roman" w:eastAsia="SimSun" w:hAnsi="Times New Roman"/>
               </w:rPr>
-              <w:t xml:space="preserve">1.11190 ± 0.00333</w:t>
-            </w:r>
-          </w:p>
-        </w:tc>
-        <w:tc>
-          <w:tcPr>
-            <w:tcW w:type="dxa" w:w="1337"/>
-            <w:tcMar>
-              <w:top w:type="dxa" w:w="80"/>
-              <w:left w:type="dxa" w:w="110"/>
-              <w:bottom w:type="dxa" w:w="80"/>
-              <w:right w:type="dxa" w:w="110"/>
-            </w:tcMar>
-          </w:tcPr>
-          <w:p>
-            <w:pPr>
-              <w:spacing w:after="40" w:before="40" w:line="300"/>
-            </w:pPr>
-            <w:r>
-              <w:rPr>
-                <w:rFonts w:ascii="Times New Roman" w:cs="Times New Roman" w:eastAsia="SimSun" w:hAnsi="Times New Roman"/>
-              </w:rPr>
-              <w:t xml:space="preserve">7.9e-04</w:t>
+              <w:t xml:space="preserve">1.11299 ± 0.00138</w:t>
+            </w:r>
+          </w:p>
+        </w:tc>
+        <w:tc>
+          <w:tcPr>
+            <w:tcW w:type="dxa" w:w="1337"/>
+            <w:tcMar>
+              <w:top w:type="dxa" w:w="80"/>
+              <w:left w:type="dxa" w:w="110"/>
+              <w:bottom w:type="dxa" w:w="80"/>
+              <w:right w:type="dxa" w:w="110"/>
+            </w:tcMar>
+          </w:tcPr>
+          <w:p>
+            <w:pPr>
+              <w:spacing w:after="40" w:before="40" w:line="300"/>
+            </w:pPr>
+            <w:r>
+              <w:rPr>
+                <w:rFonts w:ascii="Times New Roman" w:cs="Times New Roman" w:eastAsia="SimSun" w:hAnsi="Times New Roman"/>
+              </w:rPr>
+              <w:t xml:space="preserve">1.9e-03</w:t>
             </w:r>
           </w:p>
         </w:tc>
@@ -3570,29 +3570,29 @@
               <w:rPr>
                 <w:rFonts w:ascii="Times New Roman" w:cs="Times New Roman" w:eastAsia="SimSun" w:hAnsi="Times New Roman"/>
               </w:rPr>
-              <w:t xml:space="preserve">1.82348 ± 0.00427</w:t>
-            </w:r>
-          </w:p>
-        </w:tc>
-        <w:tc>
-          <w:tcPr>
-            <w:tcW w:type="dxa" w:w="1337"/>
-            <w:tcMar>
-              <w:top w:type="dxa" w:w="80"/>
-              <w:left w:type="dxa" w:w="110"/>
-              <w:bottom w:type="dxa" w:w="80"/>
-              <w:right w:type="dxa" w:w="110"/>
-            </w:tcMar>
-          </w:tcPr>
-          <w:p>
-            <w:pPr>
-              <w:spacing w:after="40" w:before="40" w:line="300"/>
-            </w:pPr>
-            <w:r>
-              <w:rPr>
-                <w:rFonts w:ascii="Times New Roman" w:cs="Times New Roman" w:eastAsia="SimSun" w:hAnsi="Times New Roman"/>
-              </w:rPr>
-              <w:t xml:space="preserve">5.6e-04</w:t>
+              <w:t xml:space="preserve">1.81800 ± 0.00196</w:t>
+            </w:r>
+          </w:p>
+        </w:tc>
+        <w:tc>
+          <w:tcPr>
+            <w:tcW w:type="dxa" w:w="1337"/>
+            <w:tcMar>
+              <w:top w:type="dxa" w:w="80"/>
+              <w:left w:type="dxa" w:w="110"/>
+              <w:bottom w:type="dxa" w:w="80"/>
+              <w:right w:type="dxa" w:w="110"/>
+            </w:tcMar>
+          </w:tcPr>
+          <w:p>
+            <w:pPr>
+              <w:spacing w:after="40" w:before="40" w:line="300"/>
+            </w:pPr>
+            <w:r>
+              <w:rPr>
+                <w:rFonts w:ascii="Times New Roman" w:cs="Times New Roman" w:eastAsia="SimSun" w:hAnsi="Times New Roman"/>
+              </w:rPr>
+              <w:t xml:space="preserve">4.9e-03</w:t>
             </w:r>
           </w:p>
         </w:tc>
@@ -3729,29 +3729,29 @@
               <w:rPr>
                 <w:rFonts w:ascii="Times New Roman" w:cs="Times New Roman" w:eastAsia="SimSun" w:hAnsi="Times New Roman"/>
               </w:rPr>
-              <w:t xml:space="preserve">2.62467 ± 0.00512</w:t>
-            </w:r>
-          </w:p>
-        </w:tc>
-        <w:tc>
-          <w:tcPr>
-            <w:tcW w:type="dxa" w:w="1337"/>
-            <w:tcMar>
-              <w:top w:type="dxa" w:w="80"/>
-              <w:left w:type="dxa" w:w="110"/>
-              <w:bottom w:type="dxa" w:w="80"/>
-              <w:right w:type="dxa" w:w="110"/>
-            </w:tcMar>
-          </w:tcPr>
-          <w:p>
-            <w:pPr>
-              <w:spacing w:after="40" w:before="40" w:line="300"/>
-            </w:pPr>
-            <w:r>
-              <w:rPr>
-                <w:rFonts w:ascii="Times New Roman" w:cs="Times New Roman" w:eastAsia="SimSun" w:hAnsi="Times New Roman"/>
-              </w:rPr>
-              <w:t xml:space="preserve">3.7e-03</w:t>
+              <w:t xml:space="preserve">2.62199 ± 0.00252</w:t>
+            </w:r>
+          </w:p>
+        </w:tc>
+        <w:tc>
+          <w:tcPr>
+            <w:tcW w:type="dxa" w:w="1337"/>
+            <w:tcMar>
+              <w:top w:type="dxa" w:w="80"/>
+              <w:left w:type="dxa" w:w="110"/>
+              <w:bottom w:type="dxa" w:w="80"/>
+              <w:right w:type="dxa" w:w="110"/>
+            </w:tcMar>
+          </w:tcPr>
+          <w:p>
+            <w:pPr>
+              <w:spacing w:after="40" w:before="40" w:line="300"/>
+            </w:pPr>
+            <w:r>
+              <w:rPr>
+                <w:rFonts w:ascii="Times New Roman" w:cs="Times New Roman" w:eastAsia="SimSun" w:hAnsi="Times New Roman"/>
+              </w:rPr>
+              <w:t xml:space="preserve">1.1e-03</w:t>
             </w:r>
           </w:p>
         </w:tc>
@@ -3888,29 +3888,29 @@
               <w:rPr>
                 <w:rFonts w:ascii="Times New Roman" w:cs="Times New Roman" w:eastAsia="SimSun" w:hAnsi="Times New Roman"/>
               </w:rPr>
-              <w:t xml:space="preserve">3.49130 ± 0.00591</w:t>
-            </w:r>
-          </w:p>
-        </w:tc>
-        <w:tc>
-          <w:tcPr>
-            <w:tcW w:type="dxa" w:w="1337"/>
-            <w:tcMar>
-              <w:top w:type="dxa" w:w="80"/>
-              <w:left w:type="dxa" w:w="110"/>
-              <w:bottom w:type="dxa" w:w="80"/>
-              <w:right w:type="dxa" w:w="110"/>
-            </w:tcMar>
-          </w:tcPr>
-          <w:p>
-            <w:pPr>
-              <w:spacing w:after="40" w:before="40" w:line="300"/>
-            </w:pPr>
-            <w:r>
-              <w:rPr>
-                <w:rFonts w:ascii="Times New Roman" w:cs="Times New Roman" w:eastAsia="SimSun" w:hAnsi="Times New Roman"/>
-              </w:rPr>
-              <w:t xml:space="preserve">2.3e-03</w:t>
+              <w:t xml:space="preserve">3.48714 ± 0.00303</w:t>
+            </w:r>
+          </w:p>
+        </w:tc>
+        <w:tc>
+          <w:tcPr>
+            <w:tcW w:type="dxa" w:w="1337"/>
+            <w:tcMar>
+              <w:top w:type="dxa" w:w="80"/>
+              <w:left w:type="dxa" w:w="110"/>
+              <w:bottom w:type="dxa" w:w="80"/>
+              <w:right w:type="dxa" w:w="110"/>
+            </w:tcMar>
+          </w:tcPr>
+          <w:p>
+            <w:pPr>
+              <w:spacing w:after="40" w:before="40" w:line="300"/>
+            </w:pPr>
+            <w:r>
+              <w:rPr>
+                <w:rFonts w:ascii="Times New Roman" w:cs="Times New Roman" w:eastAsia="SimSun" w:hAnsi="Times New Roman"/>
+              </w:rPr>
+              <w:t xml:space="preserve">1.9e-03</w:t>
             </w:r>
           </w:p>
         </w:tc>
@@ -4047,29 +4047,29 @@
               <w:rPr>
                 <w:rFonts w:ascii="Times New Roman" w:cs="Times New Roman" w:eastAsia="SimSun" w:hAnsi="Times New Roman"/>
               </w:rPr>
-              <w:t xml:space="preserve">0.66747 ± 0.00258</w:t>
-            </w:r>
-          </w:p>
-        </w:tc>
-        <w:tc>
-          <w:tcPr>
-            <w:tcW w:type="dxa" w:w="1337"/>
-            <w:tcMar>
-              <w:top w:type="dxa" w:w="80"/>
-              <w:left w:type="dxa" w:w="110"/>
-              <w:bottom w:type="dxa" w:w="80"/>
-              <w:right w:type="dxa" w:w="110"/>
-            </w:tcMar>
-          </w:tcPr>
-          <w:p>
-            <w:pPr>
-              <w:spacing w:after="40" w:before="40" w:line="300"/>
-            </w:pPr>
-            <w:r>
-              <w:rPr>
-                <w:rFonts w:ascii="Times New Roman" w:cs="Times New Roman" w:eastAsia="SimSun" w:hAnsi="Times New Roman"/>
-              </w:rPr>
-              <w:t xml:space="preserve">8.0e-04</w:t>
+              <w:t xml:space="preserve">0.66619 ± 0.00075</w:t>
+            </w:r>
+          </w:p>
+        </w:tc>
+        <w:tc>
+          <w:tcPr>
+            <w:tcW w:type="dxa" w:w="1337"/>
+            <w:tcMar>
+              <w:top w:type="dxa" w:w="80"/>
+              <w:left w:type="dxa" w:w="110"/>
+              <w:bottom w:type="dxa" w:w="80"/>
+              <w:right w:type="dxa" w:w="110"/>
+            </w:tcMar>
+          </w:tcPr>
+          <w:p>
+            <w:pPr>
+              <w:spacing w:after="40" w:before="40" w:line="300"/>
+            </w:pPr>
+            <w:r>
+              <w:rPr>
+                <w:rFonts w:ascii="Times New Roman" w:cs="Times New Roman" w:eastAsia="SimSun" w:hAnsi="Times New Roman"/>
+              </w:rPr>
+              <w:t xml:space="preserve">4.8e-04</w:t>
             </w:r>
           </w:p>
         </w:tc>
@@ -4206,29 +4206,29 @@
               <w:rPr>
                 <w:rFonts w:ascii="Times New Roman" w:cs="Times New Roman" w:eastAsia="SimSun" w:hAnsi="Times New Roman"/>
               </w:rPr>
-              <w:t xml:space="preserve">1.46599 ± 0.00383</w:t>
-            </w:r>
-          </w:p>
-        </w:tc>
-        <w:tc>
-          <w:tcPr>
-            <w:tcW w:type="dxa" w:w="1337"/>
-            <w:tcMar>
-              <w:top w:type="dxa" w:w="80"/>
-              <w:left w:type="dxa" w:w="110"/>
-              <w:bottom w:type="dxa" w:w="80"/>
-              <w:right w:type="dxa" w:w="110"/>
-            </w:tcMar>
-          </w:tcPr>
-          <w:p>
-            <w:pPr>
-              <w:spacing w:after="40" w:before="40" w:line="300"/>
-            </w:pPr>
-            <w:r>
-              <w:rPr>
-                <w:rFonts w:ascii="Times New Roman" w:cs="Times New Roman" w:eastAsia="SimSun" w:hAnsi="Times New Roman"/>
-              </w:rPr>
-              <w:t xml:space="preserve">6.8e-04</w:t>
+              <w:t xml:space="preserve">1.46905 ± 0.00127</w:t>
+            </w:r>
+          </w:p>
+        </w:tc>
+        <w:tc>
+          <w:tcPr>
+            <w:tcW w:type="dxa" w:w="1337"/>
+            <w:tcMar>
+              <w:top w:type="dxa" w:w="80"/>
+              <w:left w:type="dxa" w:w="110"/>
+              <w:bottom w:type="dxa" w:w="80"/>
+              <w:right w:type="dxa" w:w="110"/>
+            </w:tcMar>
+          </w:tcPr>
+          <w:p>
+            <w:pPr>
+              <w:spacing w:after="40" w:before="40" w:line="300"/>
+            </w:pPr>
+            <w:r>
+              <w:rPr>
+                <w:rFonts w:ascii="Times New Roman" w:cs="Times New Roman" w:eastAsia="SimSun" w:hAnsi="Times New Roman"/>
+              </w:rPr>
+              <w:t xml:space="preserve">2.4e-03</w:t>
             </w:r>
           </w:p>
         </w:tc>
@@ -4365,29 +4365,29 @@
               <w:rPr>
                 <w:rFonts w:ascii="Times New Roman" w:cs="Times New Roman" w:eastAsia="SimSun" w:hAnsi="Times New Roman"/>
               </w:rPr>
-              <w:t xml:space="preserve">2.36194 ± 0.00486</w:t>
-            </w:r>
-          </w:p>
-        </w:tc>
-        <w:tc>
-          <w:tcPr>
-            <w:tcW w:type="dxa" w:w="1337"/>
-            <w:tcMar>
-              <w:top w:type="dxa" w:w="80"/>
-              <w:left w:type="dxa" w:w="110"/>
-              <w:bottom w:type="dxa" w:w="80"/>
-              <w:right w:type="dxa" w:w="110"/>
-            </w:tcMar>
-          </w:tcPr>
-          <w:p>
-            <w:pPr>
-              <w:spacing w:after="40" w:before="40" w:line="300"/>
-            </w:pPr>
-            <w:r>
-              <w:rPr>
-                <w:rFonts w:ascii="Times New Roman" w:cs="Times New Roman" w:eastAsia="SimSun" w:hAnsi="Times New Roman"/>
-              </w:rPr>
-              <w:t xml:space="preserve">3.8e-05</w:t>
+              <w:t xml:space="preserve">2.35838 ± 0.00174</w:t>
+            </w:r>
+          </w:p>
+        </w:tc>
+        <w:tc>
+          <w:tcPr>
+            <w:tcW w:type="dxa" w:w="1337"/>
+            <w:tcMar>
+              <w:top w:type="dxa" w:w="80"/>
+              <w:left w:type="dxa" w:w="110"/>
+              <w:bottom w:type="dxa" w:w="80"/>
+              <w:right w:type="dxa" w:w="110"/>
+            </w:tcMar>
+          </w:tcPr>
+          <w:p>
+            <w:pPr>
+              <w:spacing w:after="40" w:before="40" w:line="300"/>
+            </w:pPr>
+            <w:r>
+              <w:rPr>
+                <w:rFonts w:ascii="Times New Roman" w:cs="Times New Roman" w:eastAsia="SimSun" w:hAnsi="Times New Roman"/>
+              </w:rPr>
+              <w:t xml:space="preserve">3.5e-03</w:t>
             </w:r>
           </w:p>
         </w:tc>
@@ -4524,29 +4524,29 @@
               <w:rPr>
                 <w:rFonts w:ascii="Times New Roman" w:cs="Times New Roman" w:eastAsia="SimSun" w:hAnsi="Times New Roman"/>
               </w:rPr>
-              <w:t xml:space="preserve">3.31857 ± 0.00576</w:t>
-            </w:r>
-          </w:p>
-        </w:tc>
-        <w:tc>
-          <w:tcPr>
-            <w:tcW w:type="dxa" w:w="1337"/>
-            <w:tcMar>
-              <w:top w:type="dxa" w:w="80"/>
-              <w:left w:type="dxa" w:w="110"/>
-              <w:bottom w:type="dxa" w:w="80"/>
-              <w:right w:type="dxa" w:w="110"/>
-            </w:tcMar>
-          </w:tcPr>
-          <w:p>
-            <w:pPr>
-              <w:spacing w:after="40" w:before="40" w:line="300"/>
-            </w:pPr>
-            <w:r>
-              <w:rPr>
-                <w:rFonts w:ascii="Times New Roman" w:cs="Times New Roman" w:eastAsia="SimSun" w:hAnsi="Times New Roman"/>
-              </w:rPr>
-              <w:t xml:space="preserve">4.9e-05</w:t>
+              <w:t xml:space="preserve">3.32215 ± 0.00212</w:t>
+            </w:r>
+          </w:p>
+        </w:tc>
+        <w:tc>
+          <w:tcPr>
+            <w:tcW w:type="dxa" w:w="1337"/>
+            <w:tcMar>
+              <w:top w:type="dxa" w:w="80"/>
+              <w:left w:type="dxa" w:w="110"/>
+              <w:bottom w:type="dxa" w:w="80"/>
+              <w:right w:type="dxa" w:w="110"/>
+            </w:tcMar>
+          </w:tcPr>
+          <w:p>
+            <w:pPr>
+              <w:spacing w:after="40" w:before="40" w:line="300"/>
+            </w:pPr>
+            <w:r>
+              <w:rPr>
+                <w:rFonts w:ascii="Times New Roman" w:cs="Times New Roman" w:eastAsia="SimSun" w:hAnsi="Times New Roman"/>
+              </w:rPr>
+              <w:t xml:space="preserve">3.6e-03</w:t>
             </w:r>
           </w:p>
         </w:tc>
@@ -4683,29 +4683,29 @@
               <w:rPr>
                 <w:rFonts w:ascii="Times New Roman" w:cs="Times New Roman" w:eastAsia="SimSun" w:hAnsi="Times New Roman"/>
               </w:rPr>
-              <w:t xml:space="preserve">4.31157 ± 0.00657</w:t>
-            </w:r>
-          </w:p>
-        </w:tc>
-        <w:tc>
-          <w:tcPr>
-            <w:tcW w:type="dxa" w:w="1337"/>
-            <w:tcMar>
-              <w:top w:type="dxa" w:w="80"/>
-              <w:left w:type="dxa" w:w="110"/>
-              <w:bottom w:type="dxa" w:w="80"/>
-              <w:right w:type="dxa" w:w="110"/>
-            </w:tcMar>
-          </w:tcPr>
-          <w:p>
-            <w:pPr>
-              <w:spacing w:after="40" w:before="40" w:line="300"/>
-            </w:pPr>
-            <w:r>
-              <w:rPr>
-                <w:rFonts w:ascii="Times New Roman" w:cs="Times New Roman" w:eastAsia="SimSun" w:hAnsi="Times New Roman"/>
-              </w:rPr>
-              <w:t xml:space="preserve">8.4e-04</w:t>
+              <w:t xml:space="preserve">4.31111 ± 0.00245</w:t>
+            </w:r>
+          </w:p>
+        </w:tc>
+        <w:tc>
+          <w:tcPr>
+            <w:tcW w:type="dxa" w:w="1337"/>
+            <w:tcMar>
+              <w:top w:type="dxa" w:w="80"/>
+              <w:left w:type="dxa" w:w="110"/>
+              <w:bottom w:type="dxa" w:w="80"/>
+              <w:right w:type="dxa" w:w="110"/>
+            </w:tcMar>
+          </w:tcPr>
+          <w:p>
+            <w:pPr>
+              <w:spacing w:after="40" w:before="40" w:line="300"/>
+            </w:pPr>
+            <w:r>
+              <w:rPr>
+                <w:rFonts w:ascii="Times New Roman" w:cs="Times New Roman" w:eastAsia="SimSun" w:hAnsi="Times New Roman"/>
+              </w:rPr>
+              <w:t xml:space="preserve">3.8e-04</w:t>
             </w:r>
           </w:p>
         </w:tc>
@@ -5289,7 +5289,45 @@
         <w:rPr>
           <w:rFonts w:ascii="Times New Roman" w:cs="Times New Roman" w:eastAsia="SimSun" w:hAnsi="Times New Roman"/>
         </w:rPr>
-        <w:t xml:space="preserve"> 的变化。每个数据点同时给出蒙特卡洛噪声底</w:t>
+        <w:t xml:space="preserve"> 的变化。统计量为 </w:t>
+      </w:r>
+      <w:r>
+        <w:rPr>
+          <w:rFonts w:ascii="Cambria Math" w:eastAsia="SimSun" w:hAnsi="Cambria Math"/>
+          <w:i/>
+          <w:iCs/>
+        </w:rPr>
+        <w:t xml:space="preserve">overline</w:t>
+      </w:r>
+      <w:r>
+        <w:rPr>
+          <w:rFonts w:ascii="Cambria Math" w:eastAsia="SimSun" w:hAnsi="Cambria Math"/>
+          <w:i w:val="false"/>
+          <w:iCs w:val="false"/>
+        </w:rPr>
+        <w:t xml:space="preserve">|Δ</w:t>
+      </w:r>
+      <w:r>
+        <w:rPr>
+          <w:rFonts w:ascii="Cambria Math" w:eastAsia="SimSun" w:hAnsi="Cambria Math"/>
+          <w:i/>
+          <w:iCs/>
+        </w:rPr>
+        <w:t xml:space="preserve">S</w:t>
+      </w:r>
+      <w:r>
+        <w:rPr>
+          <w:rFonts w:ascii="Cambria Math" w:eastAsia="SimSun" w:hAnsi="Cambria Math"/>
+          <w:i w:val="false"/>
+          <w:iCs w:val="false"/>
+        </w:rPr>
+        <w:t xml:space="preserve">|</w:t>
+      </w:r>
+      <w:r>
+        <w:rPr>
+          <w:rFonts w:ascii="Times New Roman" w:cs="Times New Roman" w:eastAsia="SimSun" w:hAnsi="Times New Roman"/>
+        </w:rPr>
+        <w:t xml:space="preserve">，即各时刻</w:t>
       </w:r>
     </w:p>
     <w:p>
@@ -5301,37 +5339,33 @@
         <w:rPr>
           <w:rFonts w:ascii="Times New Roman" w:cs="Times New Roman" w:eastAsia="SimSun" w:hAnsi="Times New Roman"/>
         </w:rPr>
-        <w:t xml:space="preserve">（各时刻标准误的平均乘以 </w:t>
-      </w:r>
-      <w:r>
-        <w:rPr>
-          <w:rFonts w:ascii="Cambria Math" w:eastAsia="SimSun" w:hAnsi="Cambria Math"/>
-          <w:i w:val="false"/>
-          <w:iCs w:val="false"/>
-        </w:rPr>
-        <w:t xml:space="preserve">√</w:t>
-      </w:r>
-      <w:r>
-        <w:rPr>
-          <w:rFonts w:ascii="Cambria Math" w:eastAsia="SimSun" w:hAnsi="Cambria Math"/>
-          <w:i w:val="false"/>
-          <w:iCs w:val="false"/>
-        </w:rPr>
-        <w:t xml:space="preserve">2/π</w:t>
-      </w:r>
-      <w:r>
-        <w:rPr>
-          <w:rFonts w:ascii="Times New Roman" w:cs="Times New Roman" w:eastAsia="SimSun" w:hAnsi="Times New Roman"/>
-        </w:rPr>
-        <w:t xml:space="preserve">，即零偏差下 </w:t>
-      </w:r>
-      <w:r>
-        <w:rPr>
-          <w:rFonts w:ascii="Cambria Math" w:eastAsia="SimSun" w:hAnsi="Cambria Math"/>
-          <w:i w:val="false"/>
-          <w:iCs w:val="false"/>
-        </w:rPr>
-        <w:t xml:space="preserve">|Δ</w:t>
+        <w:t xml:space="preserve">仿真均值与理论之差的绝对值在时间网格上的平均。其不确定度由</w:t>
+      </w:r>
+      <w:r>
+        <w:rPr>
+          <w:rFonts w:ascii="Times New Roman" w:cs="Times New Roman" w:eastAsia="SimSun" w:hAnsi="Times New Roman"/>
+          <w:b/>
+          <w:bCs/>
+        </w:rPr>
+        <w:t xml:space="preserve">对实现的自举</w:t>
+      </w:r>
+      <w:r>
+        <w:rPr>
+          <w:rFonts w:ascii="Times New Roman" w:cs="Times New Roman" w:eastAsia="SimSun" w:hAnsi="Times New Roman"/>
+        </w:rPr>
+        <w:t xml:space="preserve">给出</w:t>
+      </w:r>
+    </w:p>
+    <w:p>
+      <w:pPr>
+        <w:spacing w:after="120" w:before="120" w:line="320" w:lineRule="auto"/>
+        <w:jc w:val="both"/>
+      </w:pPr>
+      <w:r>
+        <w:rPr>
+          <w:rFonts w:ascii="Times New Roman" w:cs="Times New Roman" w:eastAsia="SimSun" w:hAnsi="Times New Roman"/>
+        </w:rPr>
+        <w:t xml:space="preserve">（每个 </w:t>
       </w:r>
       <w:r>
         <w:rPr>
@@ -5339,21 +5373,27 @@
           <w:i/>
           <w:iCs/>
         </w:rPr>
-        <w:t xml:space="preserve">S</w:t>
-      </w:r>
-      <w:r>
-        <w:rPr>
-          <w:rFonts w:ascii="Cambria Math" w:eastAsia="SimSun" w:hAnsi="Cambria Math"/>
-          <w:i w:val="false"/>
-          <w:iCs w:val="false"/>
-        </w:rPr>
-        <w:t xml:space="preserve">|</w:t>
-      </w:r>
-      <w:r>
-        <w:rPr>
-          <w:rFonts w:ascii="Times New Roman" w:cs="Times New Roman" w:eastAsia="SimSun" w:hAnsi="Times New Roman"/>
-        </w:rPr>
-        <w:t xml:space="preserve"> 的期望）；</w:t>
+        <w:t xml:space="preserve">N</w:t>
+      </w:r>
+      <w:r>
+        <w:rPr>
+          <w:rFonts w:ascii="Times New Roman" w:cs="Times New Roman" w:eastAsia="SimSun" w:hAnsi="Times New Roman"/>
+        </w:rPr>
+        <w:t xml:space="preserve"> 重采样整条轨迹 2000 次）：逐点偏差在时间上的 lag-1 自相关约 </w:t>
+      </w:r>
+      <w:r>
+        <w:rPr>
+          <w:rFonts w:ascii="Cambria Math" w:eastAsia="SimSun" w:hAnsi="Cambria Math"/>
+          <w:i w:val="false"/>
+          <w:iCs w:val="false"/>
+        </w:rPr>
+        <w:t xml:space="preserve">0.95</w:t>
+      </w:r>
+      <w:r>
+        <w:rPr>
+          <w:rFonts w:ascii="Times New Roman" w:cs="Times New Roman" w:eastAsia="SimSun" w:hAnsi="Times New Roman"/>
+        </w:rPr>
+        <w:t xml:space="preserve">，</w:t>
       </w:r>
     </w:p>
     <w:p>
@@ -5365,7 +5405,139 @@
         <w:rPr>
           <w:rFonts w:ascii="Times New Roman" w:cs="Times New Roman" w:eastAsia="SimSun" w:hAnsi="Times New Roman"/>
         </w:rPr>
-        <w:t xml:space="preserve">不给噪声底则无法把真实的闭合失效与运行次数不足造成的假象区分开。</w:t>
+        <w:t xml:space="preserve">网格点远非独立，重采样整条轨迹可自动保留这一相关结构，无须对它作任何假设。</w:t>
+      </w:r>
+    </w:p>
+    <w:p>
+      <w:pPr>
+        <w:spacing w:after="120" w:before="120" w:line="320" w:lineRule="auto"/>
+        <w:jc w:val="both"/>
+      </w:pPr>
+      <w:r>
+        <w:rPr>
+          <w:rFonts w:ascii="Times New Roman" w:cs="Times New Roman" w:eastAsia="SimSun" w:hAnsi="Times New Roman"/>
+        </w:rPr>
+        <w:t xml:space="preserve">零假设的参照不是 </w:t>
+      </w:r>
+      <w:r>
+        <w:rPr>
+          <w:rFonts w:ascii="Cambria Math" w:eastAsia="SimSun" w:hAnsi="Cambria Math"/>
+          <w:i w:val="false"/>
+          <w:iCs w:val="false"/>
+        </w:rPr>
+        <w:t xml:space="preserve">0</w:t>
+      </w:r>
+      <w:r>
+        <w:rPr>
+          <w:rFonts w:ascii="Times New Roman" w:cs="Times New Roman" w:eastAsia="SimSun" w:hAnsi="Times New Roman"/>
+        </w:rPr>
+        <w:t xml:space="preserve"> 而是</w:t>
+      </w:r>
+      <w:r>
+        <w:rPr>
+          <w:rFonts w:ascii="Times New Roman" w:cs="Times New Roman" w:eastAsia="SimSun" w:hAnsi="Times New Roman"/>
+          <w:b/>
+          <w:bCs/>
+        </w:rPr>
+        <w:t xml:space="preserve">噪声水平</w:t>
+      </w:r>
+      <w:r>
+        <w:rPr>
+          <w:rFonts w:ascii="Times New Roman" w:cs="Times New Roman" w:eastAsia="SimSun" w:hAnsi="Times New Roman"/>
+        </w:rPr>
+        <w:t xml:space="preserve">。</w:t>
+      </w:r>
+      <w:r>
+        <w:rPr>
+          <w:rFonts w:ascii="Cambria Math" w:eastAsia="SimSun" w:hAnsi="Cambria Math"/>
+          <w:i/>
+          <w:iCs/>
+        </w:rPr>
+        <w:t xml:space="preserve">overline</w:t>
+      </w:r>
+      <w:r>
+        <w:rPr>
+          <w:rFonts w:ascii="Cambria Math" w:eastAsia="SimSun" w:hAnsi="Cambria Math"/>
+          <w:i w:val="false"/>
+          <w:iCs w:val="false"/>
+        </w:rPr>
+        <w:t xml:space="preserve">|Δ</w:t>
+      </w:r>
+      <w:r>
+        <w:rPr>
+          <w:rFonts w:ascii="Cambria Math" w:eastAsia="SimSun" w:hAnsi="Cambria Math"/>
+          <w:i/>
+          <w:iCs/>
+        </w:rPr>
+        <w:t xml:space="preserve">S</w:t>
+      </w:r>
+      <w:r>
+        <w:rPr>
+          <w:rFonts w:ascii="Cambria Math" w:eastAsia="SimSun" w:hAnsi="Cambria Math"/>
+          <w:i w:val="false"/>
+          <w:iCs w:val="false"/>
+        </w:rPr>
+        <w:t xml:space="preserve">|</w:t>
+      </w:r>
+      <w:r>
+        <w:rPr>
+          <w:rFonts w:ascii="Times New Roman" w:cs="Times New Roman" w:eastAsia="SimSun" w:hAnsi="Times New Roman"/>
+        </w:rPr>
+        <w:t xml:space="preserve"> 是绝对值的平均，恒为正，</w:t>
+      </w:r>
+    </w:p>
+    <w:p>
+      <w:pPr>
+        <w:spacing w:after="120" w:before="120" w:line="320" w:lineRule="auto"/>
+        <w:jc w:val="both"/>
+      </w:pPr>
+      <w:r>
+        <w:rPr>
+          <w:rFonts w:ascii="Times New Roman" w:cs="Times New Roman" w:eastAsia="SimSun" w:hAnsi="Times New Roman"/>
+        </w:rPr>
+        <w:t xml:space="preserve">其置信区间永不包含 </w:t>
+      </w:r>
+      <w:r>
+        <w:rPr>
+          <w:rFonts w:ascii="Cambria Math" w:eastAsia="SimSun" w:hAnsi="Cambria Math"/>
+          <w:i w:val="false"/>
+          <w:iCs w:val="false"/>
+        </w:rPr>
+        <w:t xml:space="preserve">0</w:t>
+      </w:r>
+      <w:r>
+        <w:rPr>
+          <w:rFonts w:ascii="Times New Roman" w:cs="Times New Roman" w:eastAsia="SimSun" w:hAnsi="Times New Roman"/>
+        </w:rPr>
+        <w:t xml:space="preserve">；真实偏差为零时它的期望等于各时刻抽样标准误的平均乘以</w:t>
+      </w:r>
+    </w:p>
+    <w:p>
+      <w:pPr>
+        <w:spacing w:after="120" w:before="120" w:line="320" w:lineRule="auto"/>
+        <w:jc w:val="both"/>
+      </w:pPr>
+      <w:r>
+        <w:rPr>
+          <w:rFonts w:ascii="Cambria Math" w:eastAsia="SimSun" w:hAnsi="Cambria Math"/>
+          <w:i w:val="false"/>
+          <w:iCs w:val="false"/>
+        </w:rPr>
+        <w:t xml:space="preserve">√</w:t>
+      </w:r>
+      <w:r>
+        <w:rPr>
+          <w:rFonts w:ascii="Cambria Math" w:eastAsia="SimSun" w:hAnsi="Cambria Math"/>
+          <w:i w:val="false"/>
+          <w:iCs w:val="false"/>
+        </w:rPr>
+        <w:t xml:space="preserve">2/π</w:t>
+      </w:r>
+      <w:r>
+        <w:rPr>
+          <w:rFonts w:ascii="Times New Roman" w:cs="Times New Roman" w:eastAsia="SimSun" w:hAnsi="Times New Roman"/>
+        </w:rPr>
+        <w:t xml:space="preserve">，这才是应当比较的基准。</w:t>
       </w:r>
     </w:p>
     <w:tbl>
@@ -5381,12 +5553,11 @@
         </w:tblBorders>
       </w:tblPr>
       <w:tblGrid>
-        <w:gridCol w:w="1560"/>
-        <w:gridCol w:w="1560"/>
-        <w:gridCol w:w="1560"/>
-        <w:gridCol w:w="1560"/>
-        <w:gridCol w:w="1560"/>
-        <w:gridCol w:w="1560"/>
+        <w:gridCol w:w="1872"/>
+        <w:gridCol w:w="1872"/>
+        <w:gridCol w:w="1872"/>
+        <w:gridCol w:w="1872"/>
+        <w:gridCol w:w="1872"/>
       </w:tblGrid>
       <w:tr>
         <w:trPr>
@@ -5394,7 +5565,7 @@
         </w:trPr>
         <w:tc>
           <w:tcPr>
-            <w:tcW w:type="dxa" w:w="1560"/>
+            <w:tcW w:type="dxa" w:w="1872"/>
             <w:shd w:fill="E8ECF2" w:val="clear"/>
             <w:tcMar>
               <w:top w:type="dxa" w:w="80"/>
@@ -5421,7 +5592,7 @@
         </w:tc>
         <w:tc>
           <w:tcPr>
-            <w:tcW w:type="dxa" w:w="1560"/>
+            <w:tcW w:type="dxa" w:w="1872"/>
             <w:shd w:fill="E8ECF2" w:val="clear"/>
             <w:tcMar>
               <w:top w:type="dxa" w:w="80"/>
@@ -5446,7 +5617,7 @@
         </w:tc>
         <w:tc>
           <w:tcPr>
-            <w:tcW w:type="dxa" w:w="1560"/>
+            <w:tcW w:type="dxa" w:w="1872"/>
             <w:shd w:fill="E8ECF2" w:val="clear"/>
             <w:tcMar>
               <w:top w:type="dxa" w:w="80"/>
@@ -5465,13 +5636,13 @@
                 <w:b/>
                 <w:bCs/>
               </w:rPr>
-              <w:t xml:space="preserve">群体闭合</w:t>
-            </w:r>
-          </w:p>
-        </w:tc>
-        <w:tc>
-          <w:tcPr>
-            <w:tcW w:type="dxa" w:w="1560"/>
+              <w:t xml:space="preserve">群体闭合 [95% CI]</w:t>
+            </w:r>
+          </w:p>
+        </w:tc>
+        <w:tc>
+          <w:tcPr>
+            <w:tcW w:type="dxa" w:w="1872"/>
             <w:shd w:fill="E8ECF2" w:val="clear"/>
             <w:tcMar>
               <w:top w:type="dxa" w:w="80"/>
@@ -5490,13 +5661,13 @@
                 <w:b/>
                 <w:bCs/>
               </w:rPr>
-              <w:t xml:space="preserve">度均场</w:t>
-            </w:r>
-          </w:p>
-        </w:tc>
-        <w:tc>
-          <w:tcPr>
-            <w:tcW w:type="dxa" w:w="1560"/>
+              <w:t xml:space="preserve">度均场 [95% CI]</w:t>
+            </w:r>
+          </w:p>
+        </w:tc>
+        <w:tc>
+          <w:tcPr>
+            <w:tcW w:type="dxa" w:w="1872"/>
             <w:shd w:fill="E8ECF2" w:val="clear"/>
             <w:tcMar>
               <w:top w:type="dxa" w:w="80"/>
@@ -5515,32 +5686,7 @@
                 <w:b/>
                 <w:bCs/>
               </w:rPr>
-              <w:t xml:space="preserve">噪声底</w:t>
-            </w:r>
-          </w:p>
-        </w:tc>
-        <w:tc>
-          <w:tcPr>
-            <w:tcW w:type="dxa" w:w="1560"/>
-            <w:shd w:fill="E8ECF2" w:val="clear"/>
-            <w:tcMar>
-              <w:top w:type="dxa" w:w="80"/>
-              <w:left w:type="dxa" w:w="110"/>
-              <w:bottom w:type="dxa" w:w="80"/>
-              <w:right w:type="dxa" w:w="110"/>
-            </w:tcMar>
-          </w:tcPr>
-          <w:p>
-            <w:pPr>
-              <w:spacing w:after="40" w:before="40" w:line="300"/>
-            </w:pPr>
-            <w:r>
-              <w:rPr>
-                <w:rFonts w:ascii="Times New Roman" w:cs="Times New Roman" w:eastAsia="SimSun" w:hAnsi="Times New Roman"/>
-                <w:b/>
-                <w:bCs/>
-              </w:rPr>
-              <w:t xml:space="preserve">闭合/噪声</w:t>
+              <w:t xml:space="preserve">零假设水平</w:t>
             </w:r>
           </w:p>
         </w:tc>
@@ -5551,7 +5697,7 @@
         </w:trPr>
         <w:tc>
           <w:tcPr>
-            <w:tcW w:type="dxa" w:w="1560"/>
+            <w:tcW w:type="dxa" w:w="1872"/>
             <w:tcMar>
               <w:top w:type="dxa" w:w="80"/>
               <w:left w:type="dxa" w:w="110"/>
@@ -5573,7 +5719,7 @@
         </w:tc>
         <w:tc>
           <w:tcPr>
-            <w:tcW w:type="dxa" w:w="1560"/>
+            <w:tcW w:type="dxa" w:w="1872"/>
             <w:tcMar>
               <w:top w:type="dxa" w:w="80"/>
               <w:left w:type="dxa" w:w="110"/>
@@ -5595,51 +5741,51 @@
         </w:tc>
         <w:tc>
           <w:tcPr>
-            <w:tcW w:type="dxa" w:w="1560"/>
-            <w:tcMar>
-              <w:top w:type="dxa" w:w="80"/>
-              <w:left w:type="dxa" w:w="110"/>
-              <w:bottom w:type="dxa" w:w="80"/>
-              <w:right w:type="dxa" w:w="110"/>
-            </w:tcMar>
-          </w:tcPr>
-          <w:p>
-            <w:pPr>
-              <w:spacing w:after="40" w:before="40" w:line="300"/>
-            </w:pPr>
-            <w:r>
-              <w:rPr>
-                <w:rFonts w:ascii="Times New Roman" w:cs="Times New Roman" w:eastAsia="SimSun" w:hAnsi="Times New Roman"/>
-              </w:rPr>
-              <w:t xml:space="preserve">0.03198</w:t>
-            </w:r>
-          </w:p>
-        </w:tc>
-        <w:tc>
-          <w:tcPr>
-            <w:tcW w:type="dxa" w:w="1560"/>
-            <w:tcMar>
-              <w:top w:type="dxa" w:w="80"/>
-              <w:left w:type="dxa" w:w="110"/>
-              <w:bottom w:type="dxa" w:w="80"/>
-              <w:right w:type="dxa" w:w="110"/>
-            </w:tcMar>
-          </w:tcPr>
-          <w:p>
-            <w:pPr>
-              <w:spacing w:after="40" w:before="40" w:line="300"/>
-            </w:pPr>
-            <w:r>
-              <w:rPr>
-                <w:rFonts w:ascii="Times New Roman" w:cs="Times New Roman" w:eastAsia="SimSun" w:hAnsi="Times New Roman"/>
-              </w:rPr>
-              <w:t xml:space="preserve">0.16243</w:t>
-            </w:r>
-          </w:p>
-        </w:tc>
-        <w:tc>
-          <w:tcPr>
-            <w:tcW w:type="dxa" w:w="1560"/>
+            <w:tcW w:type="dxa" w:w="1872"/>
+            <w:tcMar>
+              <w:top w:type="dxa" w:w="80"/>
+              <w:left w:type="dxa" w:w="110"/>
+              <w:bottom w:type="dxa" w:w="80"/>
+              <w:right w:type="dxa" w:w="110"/>
+            </w:tcMar>
+          </w:tcPr>
+          <w:p>
+            <w:pPr>
+              <w:spacing w:after="40" w:before="40" w:line="300"/>
+            </w:pPr>
+            <w:r>
+              <w:rPr>
+                <w:rFonts w:ascii="Times New Roman" w:cs="Times New Roman" w:eastAsia="SimSun" w:hAnsi="Times New Roman"/>
+              </w:rPr>
+              <w:t xml:space="preserve">0.03198 [0.02432, 0.03999]</w:t>
+            </w:r>
+          </w:p>
+        </w:tc>
+        <w:tc>
+          <w:tcPr>
+            <w:tcW w:type="dxa" w:w="1872"/>
+            <w:tcMar>
+              <w:top w:type="dxa" w:w="80"/>
+              <w:left w:type="dxa" w:w="110"/>
+              <w:bottom w:type="dxa" w:w="80"/>
+              <w:right w:type="dxa" w:w="110"/>
+            </w:tcMar>
+          </w:tcPr>
+          <w:p>
+            <w:pPr>
+              <w:spacing w:after="40" w:before="40" w:line="300"/>
+            </w:pPr>
+            <w:r>
+              <w:rPr>
+                <w:rFonts w:ascii="Times New Roman" w:cs="Times New Roman" w:eastAsia="SimSun" w:hAnsi="Times New Roman"/>
+              </w:rPr>
+              <w:t xml:space="preserve">0.16243 [0.15471, 0.17045]</w:t>
+            </w:r>
+          </w:p>
+        </w:tc>
+        <w:tc>
+          <w:tcPr>
+            <w:tcW w:type="dxa" w:w="1872"/>
             <w:tcMar>
               <w:top w:type="dxa" w:w="80"/>
               <w:left w:type="dxa" w:w="110"/>
@@ -5656,28 +5802,6 @@
                 <w:rFonts w:ascii="Times New Roman" w:cs="Times New Roman" w:eastAsia="SimSun" w:hAnsi="Times New Roman"/>
               </w:rPr>
               <w:t xml:space="preserve">0.00341</w:t>
-            </w:r>
-          </w:p>
-        </w:tc>
-        <w:tc>
-          <w:tcPr>
-            <w:tcW w:type="dxa" w:w="1560"/>
-            <w:tcMar>
-              <w:top w:type="dxa" w:w="80"/>
-              <w:left w:type="dxa" w:w="110"/>
-              <w:bottom w:type="dxa" w:w="80"/>
-              <w:right w:type="dxa" w:w="110"/>
-            </w:tcMar>
-          </w:tcPr>
-          <w:p>
-            <w:pPr>
-              <w:spacing w:after="40" w:before="40" w:line="300"/>
-            </w:pPr>
-            <w:r>
-              <w:rPr>
-                <w:rFonts w:ascii="Times New Roman" w:cs="Times New Roman" w:eastAsia="SimSun" w:hAnsi="Times New Roman"/>
-              </w:rPr>
-              <w:t xml:space="preserve">9.39</w:t>
             </w:r>
           </w:p>
         </w:tc>
@@ -5688,7 +5812,7 @@
         </w:trPr>
         <w:tc>
           <w:tcPr>
-            <w:tcW w:type="dxa" w:w="1560"/>
+            <w:tcW w:type="dxa" w:w="1872"/>
             <w:tcMar>
               <w:top w:type="dxa" w:w="80"/>
               <w:left w:type="dxa" w:w="110"/>
@@ -5710,7 +5834,7 @@
         </w:tc>
         <w:tc>
           <w:tcPr>
-            <w:tcW w:type="dxa" w:w="1560"/>
+            <w:tcW w:type="dxa" w:w="1872"/>
             <w:tcMar>
               <w:top w:type="dxa" w:w="80"/>
               <w:left w:type="dxa" w:w="110"/>
@@ -5732,51 +5856,51 @@
         </w:tc>
         <w:tc>
           <w:tcPr>
-            <w:tcW w:type="dxa" w:w="1560"/>
-            <w:tcMar>
-              <w:top w:type="dxa" w:w="80"/>
-              <w:left w:type="dxa" w:w="110"/>
-              <w:bottom w:type="dxa" w:w="80"/>
-              <w:right w:type="dxa" w:w="110"/>
-            </w:tcMar>
-          </w:tcPr>
-          <w:p>
-            <w:pPr>
-              <w:spacing w:after="40" w:before="40" w:line="300"/>
-            </w:pPr>
-            <w:r>
-              <w:rPr>
-                <w:rFonts w:ascii="Times New Roman" w:cs="Times New Roman" w:eastAsia="SimSun" w:hAnsi="Times New Roman"/>
-              </w:rPr>
-              <w:t xml:space="preserve">0.01274</w:t>
-            </w:r>
-          </w:p>
-        </w:tc>
-        <w:tc>
-          <w:tcPr>
-            <w:tcW w:type="dxa" w:w="1560"/>
-            <w:tcMar>
-              <w:top w:type="dxa" w:w="80"/>
-              <w:left w:type="dxa" w:w="110"/>
-              <w:bottom w:type="dxa" w:w="80"/>
-              <w:right w:type="dxa" w:w="110"/>
-            </w:tcMar>
-          </w:tcPr>
-          <w:p>
-            <w:pPr>
-              <w:spacing w:after="40" w:before="40" w:line="300"/>
-            </w:pPr>
-            <w:r>
-              <w:rPr>
-                <w:rFonts w:ascii="Times New Roman" w:cs="Times New Roman" w:eastAsia="SimSun" w:hAnsi="Times New Roman"/>
-              </w:rPr>
-              <w:t xml:space="preserve">0.14313</w:t>
-            </w:r>
-          </w:p>
-        </w:tc>
-        <w:tc>
-          <w:tcPr>
-            <w:tcW w:type="dxa" w:w="1560"/>
+            <w:tcW w:type="dxa" w:w="1872"/>
+            <w:tcMar>
+              <w:top w:type="dxa" w:w="80"/>
+              <w:left w:type="dxa" w:w="110"/>
+              <w:bottom w:type="dxa" w:w="80"/>
+              <w:right w:type="dxa" w:w="110"/>
+            </w:tcMar>
+          </w:tcPr>
+          <w:p>
+            <w:pPr>
+              <w:spacing w:after="40" w:before="40" w:line="300"/>
+            </w:pPr>
+            <w:r>
+              <w:rPr>
+                <w:rFonts w:ascii="Times New Roman" w:cs="Times New Roman" w:eastAsia="SimSun" w:hAnsi="Times New Roman"/>
+              </w:rPr>
+              <w:t xml:space="preserve">0.01274 [0.00830, 0.01727]</w:t>
+            </w:r>
+          </w:p>
+        </w:tc>
+        <w:tc>
+          <w:tcPr>
+            <w:tcW w:type="dxa" w:w="1872"/>
+            <w:tcMar>
+              <w:top w:type="dxa" w:w="80"/>
+              <w:left w:type="dxa" w:w="110"/>
+              <w:bottom w:type="dxa" w:w="80"/>
+              <w:right w:type="dxa" w:w="110"/>
+            </w:tcMar>
+          </w:tcPr>
+          <w:p>
+            <w:pPr>
+              <w:spacing w:after="40" w:before="40" w:line="300"/>
+            </w:pPr>
+            <w:r>
+              <w:rPr>
+                <w:rFonts w:ascii="Times New Roman" w:cs="Times New Roman" w:eastAsia="SimSun" w:hAnsi="Times New Roman"/>
+              </w:rPr>
+              <w:t xml:space="preserve">0.14313 [0.13836, 0.14770]</w:t>
+            </w:r>
+          </w:p>
+        </w:tc>
+        <w:tc>
+          <w:tcPr>
+            <w:tcW w:type="dxa" w:w="1872"/>
             <w:tcMar>
               <w:top w:type="dxa" w:w="80"/>
               <w:left w:type="dxa" w:w="110"/>
@@ -5793,28 +5917,6 @@
                 <w:rFonts w:ascii="Times New Roman" w:cs="Times New Roman" w:eastAsia="SimSun" w:hAnsi="Times New Roman"/>
               </w:rPr>
               <w:t xml:space="preserve">0.00201</w:t>
-            </w:r>
-          </w:p>
-        </w:tc>
-        <w:tc>
-          <w:tcPr>
-            <w:tcW w:type="dxa" w:w="1560"/>
-            <w:tcMar>
-              <w:top w:type="dxa" w:w="80"/>
-              <w:left w:type="dxa" w:w="110"/>
-              <w:bottom w:type="dxa" w:w="80"/>
-              <w:right w:type="dxa" w:w="110"/>
-            </w:tcMar>
-          </w:tcPr>
-          <w:p>
-            <w:pPr>
-              <w:spacing w:after="40" w:before="40" w:line="300"/>
-            </w:pPr>
-            <w:r>
-              <w:rPr>
-                <w:rFonts w:ascii="Times New Roman" w:cs="Times New Roman" w:eastAsia="SimSun" w:hAnsi="Times New Roman"/>
-              </w:rPr>
-              <w:t xml:space="preserve">6.33</w:t>
             </w:r>
           </w:p>
         </w:tc>
@@ -5825,7 +5927,7 @@
         </w:trPr>
         <w:tc>
           <w:tcPr>
-            <w:tcW w:type="dxa" w:w="1560"/>
+            <w:tcW w:type="dxa" w:w="1872"/>
             <w:tcMar>
               <w:top w:type="dxa" w:w="80"/>
               <w:left w:type="dxa" w:w="110"/>
@@ -5847,7 +5949,7 @@
         </w:tc>
         <w:tc>
           <w:tcPr>
-            <w:tcW w:type="dxa" w:w="1560"/>
+            <w:tcW w:type="dxa" w:w="1872"/>
             <w:tcMar>
               <w:top w:type="dxa" w:w="80"/>
               <w:left w:type="dxa" w:w="110"/>
@@ -5869,51 +5971,51 @@
         </w:tc>
         <w:tc>
           <w:tcPr>
-            <w:tcW w:type="dxa" w:w="1560"/>
-            <w:tcMar>
-              <w:top w:type="dxa" w:w="80"/>
-              <w:left w:type="dxa" w:w="110"/>
-              <w:bottom w:type="dxa" w:w="80"/>
-              <w:right w:type="dxa" w:w="110"/>
-            </w:tcMar>
-          </w:tcPr>
-          <w:p>
-            <w:pPr>
-              <w:spacing w:after="40" w:before="40" w:line="300"/>
-            </w:pPr>
-            <w:r>
-              <w:rPr>
-                <w:rFonts w:ascii="Times New Roman" w:cs="Times New Roman" w:eastAsia="SimSun" w:hAnsi="Times New Roman"/>
-              </w:rPr>
-              <w:t xml:space="preserve">0.00319</w:t>
-            </w:r>
-          </w:p>
-        </w:tc>
-        <w:tc>
-          <w:tcPr>
-            <w:tcW w:type="dxa" w:w="1560"/>
-            <w:tcMar>
-              <w:top w:type="dxa" w:w="80"/>
-              <w:left w:type="dxa" w:w="110"/>
-              <w:bottom w:type="dxa" w:w="80"/>
-              <w:right w:type="dxa" w:w="110"/>
-            </w:tcMar>
-          </w:tcPr>
-          <w:p>
-            <w:pPr>
-              <w:spacing w:after="40" w:before="40" w:line="300"/>
-            </w:pPr>
-            <w:r>
-              <w:rPr>
-                <w:rFonts w:ascii="Times New Roman" w:cs="Times New Roman" w:eastAsia="SimSun" w:hAnsi="Times New Roman"/>
-              </w:rPr>
-              <w:t xml:space="preserve">0.13351</w:t>
-            </w:r>
-          </w:p>
-        </w:tc>
-        <w:tc>
-          <w:tcPr>
-            <w:tcW w:type="dxa" w:w="1560"/>
+            <w:tcW w:type="dxa" w:w="1872"/>
+            <w:tcMar>
+              <w:top w:type="dxa" w:w="80"/>
+              <w:left w:type="dxa" w:w="110"/>
+              <w:bottom w:type="dxa" w:w="80"/>
+              <w:right w:type="dxa" w:w="110"/>
+            </w:tcMar>
+          </w:tcPr>
+          <w:p>
+            <w:pPr>
+              <w:spacing w:after="40" w:before="40" w:line="300"/>
+            </w:pPr>
+            <w:r>
+              <w:rPr>
+                <w:rFonts w:ascii="Times New Roman" w:cs="Times New Roman" w:eastAsia="SimSun" w:hAnsi="Times New Roman"/>
+              </w:rPr>
+              <w:t xml:space="preserve">0.00319 [0.00141, 0.00552]</w:t>
+            </w:r>
+          </w:p>
+        </w:tc>
+        <w:tc>
+          <w:tcPr>
+            <w:tcW w:type="dxa" w:w="1872"/>
+            <w:tcMar>
+              <w:top w:type="dxa" w:w="80"/>
+              <w:left w:type="dxa" w:w="110"/>
+              <w:bottom w:type="dxa" w:w="80"/>
+              <w:right w:type="dxa" w:w="110"/>
+            </w:tcMar>
+          </w:tcPr>
+          <w:p>
+            <w:pPr>
+              <w:spacing w:after="40" w:before="40" w:line="300"/>
+            </w:pPr>
+            <w:r>
+              <w:rPr>
+                <w:rFonts w:ascii="Times New Roman" w:cs="Times New Roman" w:eastAsia="SimSun" w:hAnsi="Times New Roman"/>
+              </w:rPr>
+              <w:t xml:space="preserve">0.13351 [0.13108, 0.13598]</w:t>
+            </w:r>
+          </w:p>
+        </w:tc>
+        <w:tc>
+          <w:tcPr>
+            <w:tcW w:type="dxa" w:w="1872"/>
             <w:tcMar>
               <w:top w:type="dxa" w:w="80"/>
               <w:left w:type="dxa" w:w="110"/>
@@ -5930,28 +6032,6 @@
                 <w:rFonts w:ascii="Times New Roman" w:cs="Times New Roman" w:eastAsia="SimSun" w:hAnsi="Times New Roman"/>
               </w:rPr>
               <w:t xml:space="preserve">0.00113</w:t>
-            </w:r>
-          </w:p>
-        </w:tc>
-        <w:tc>
-          <w:tcPr>
-            <w:tcW w:type="dxa" w:w="1560"/>
-            <w:tcMar>
-              <w:top w:type="dxa" w:w="80"/>
-              <w:left w:type="dxa" w:w="110"/>
-              <w:bottom w:type="dxa" w:w="80"/>
-              <w:right w:type="dxa" w:w="110"/>
-            </w:tcMar>
-          </w:tcPr>
-          <w:p>
-            <w:pPr>
-              <w:spacing w:after="40" w:before="40" w:line="300"/>
-            </w:pPr>
-            <w:r>
-              <w:rPr>
-                <w:rFonts w:ascii="Times New Roman" w:cs="Times New Roman" w:eastAsia="SimSun" w:hAnsi="Times New Roman"/>
-              </w:rPr>
-              <w:t xml:space="preserve">2.83</w:t>
             </w:r>
           </w:p>
         </w:tc>
@@ -5962,7 +6042,7 @@
         </w:trPr>
         <w:tc>
           <w:tcPr>
-            <w:tcW w:type="dxa" w:w="1560"/>
+            <w:tcW w:type="dxa" w:w="1872"/>
             <w:tcMar>
               <w:top w:type="dxa" w:w="80"/>
               <w:left w:type="dxa" w:w="110"/>
@@ -5984,7 +6064,7 @@
         </w:tc>
         <w:tc>
           <w:tcPr>
-            <w:tcW w:type="dxa" w:w="1560"/>
+            <w:tcW w:type="dxa" w:w="1872"/>
             <w:tcMar>
               <w:top w:type="dxa" w:w="80"/>
               <w:left w:type="dxa" w:w="110"/>
@@ -6006,51 +6086,51 @@
         </w:tc>
         <w:tc>
           <w:tcPr>
-            <w:tcW w:type="dxa" w:w="1560"/>
-            <w:tcMar>
-              <w:top w:type="dxa" w:w="80"/>
-              <w:left w:type="dxa" w:w="110"/>
-              <w:bottom w:type="dxa" w:w="80"/>
-              <w:right w:type="dxa" w:w="110"/>
-            </w:tcMar>
-          </w:tcPr>
-          <w:p>
-            <w:pPr>
-              <w:spacing w:after="40" w:before="40" w:line="300"/>
-            </w:pPr>
-            <w:r>
-              <w:rPr>
-                <w:rFonts w:ascii="Times New Roman" w:cs="Times New Roman" w:eastAsia="SimSun" w:hAnsi="Times New Roman"/>
-              </w:rPr>
-              <w:t xml:space="preserve">0.00246</w:t>
-            </w:r>
-          </w:p>
-        </w:tc>
-        <w:tc>
-          <w:tcPr>
-            <w:tcW w:type="dxa" w:w="1560"/>
-            <w:tcMar>
-              <w:top w:type="dxa" w:w="80"/>
-              <w:left w:type="dxa" w:w="110"/>
-              <w:bottom w:type="dxa" w:w="80"/>
-              <w:right w:type="dxa" w:w="110"/>
-            </w:tcMar>
-          </w:tcPr>
-          <w:p>
-            <w:pPr>
-              <w:spacing w:after="40" w:before="40" w:line="300"/>
-            </w:pPr>
-            <w:r>
-              <w:rPr>
-                <w:rFonts w:ascii="Times New Roman" w:cs="Times New Roman" w:eastAsia="SimSun" w:hAnsi="Times New Roman"/>
-              </w:rPr>
-              <w:t xml:space="preserve">0.13292</w:t>
-            </w:r>
-          </w:p>
-        </w:tc>
-        <w:tc>
-          <w:tcPr>
-            <w:tcW w:type="dxa" w:w="1560"/>
+            <w:tcW w:type="dxa" w:w="1872"/>
+            <w:tcMar>
+              <w:top w:type="dxa" w:w="80"/>
+              <w:left w:type="dxa" w:w="110"/>
+              <w:bottom w:type="dxa" w:w="80"/>
+              <w:right w:type="dxa" w:w="110"/>
+            </w:tcMar>
+          </w:tcPr>
+          <w:p>
+            <w:pPr>
+              <w:spacing w:after="40" w:before="40" w:line="300"/>
+            </w:pPr>
+            <w:r>
+              <w:rPr>
+                <w:rFonts w:ascii="Times New Roman" w:cs="Times New Roman" w:eastAsia="SimSun" w:hAnsi="Times New Roman"/>
+              </w:rPr>
+              <w:t xml:space="preserve">0.00246 [0.00095, 0.00416]</w:t>
+            </w:r>
+          </w:p>
+        </w:tc>
+        <w:tc>
+          <w:tcPr>
+            <w:tcW w:type="dxa" w:w="1872"/>
+            <w:tcMar>
+              <w:top w:type="dxa" w:w="80"/>
+              <w:left w:type="dxa" w:w="110"/>
+              <w:bottom w:type="dxa" w:w="80"/>
+              <w:right w:type="dxa" w:w="110"/>
+            </w:tcMar>
+          </w:tcPr>
+          <w:p>
+            <w:pPr>
+              <w:spacing w:after="40" w:before="40" w:line="300"/>
+            </w:pPr>
+            <w:r>
+              <w:rPr>
+                <w:rFonts w:ascii="Times New Roman" w:cs="Times New Roman" w:eastAsia="SimSun" w:hAnsi="Times New Roman"/>
+              </w:rPr>
+              <w:t xml:space="preserve">0.13292 [0.13129, 0.13462]</w:t>
+            </w:r>
+          </w:p>
+        </w:tc>
+        <w:tc>
+          <w:tcPr>
+            <w:tcW w:type="dxa" w:w="1872"/>
             <w:tcMar>
               <w:top w:type="dxa" w:w="80"/>
               <w:left w:type="dxa" w:w="110"/>
@@ -6067,28 +6147,6 @@
                 <w:rFonts w:ascii="Times New Roman" w:cs="Times New Roman" w:eastAsia="SimSun" w:hAnsi="Times New Roman"/>
               </w:rPr>
               <w:t xml:space="preserve">0.00077</w:t>
-            </w:r>
-          </w:p>
-        </w:tc>
-        <w:tc>
-          <w:tcPr>
-            <w:tcW w:type="dxa" w:w="1560"/>
-            <w:tcMar>
-              <w:top w:type="dxa" w:w="80"/>
-              <w:left w:type="dxa" w:w="110"/>
-              <w:bottom w:type="dxa" w:w="80"/>
-              <w:right w:type="dxa" w:w="110"/>
-            </w:tcMar>
-          </w:tcPr>
-          <w:p>
-            <w:pPr>
-              <w:spacing w:after="40" w:before="40" w:line="300"/>
-            </w:pPr>
-            <w:r>
-              <w:rPr>
-                <w:rFonts w:ascii="Times New Roman" w:cs="Times New Roman" w:eastAsia="SimSun" w:hAnsi="Times New Roman"/>
-              </w:rPr>
-              <w:t xml:space="preserve">3.20</w:t>
             </w:r>
           </w:p>
         </w:tc>
@@ -6099,7 +6157,7 @@
         </w:trPr>
         <w:tc>
           <w:tcPr>
-            <w:tcW w:type="dxa" w:w="1560"/>
+            <w:tcW w:type="dxa" w:w="1872"/>
             <w:tcMar>
               <w:top w:type="dxa" w:w="80"/>
               <w:left w:type="dxa" w:w="110"/>
@@ -6121,7 +6179,7 @@
         </w:tc>
         <w:tc>
           <w:tcPr>
-            <w:tcW w:type="dxa" w:w="1560"/>
+            <w:tcW w:type="dxa" w:w="1872"/>
             <w:tcMar>
               <w:top w:type="dxa" w:w="80"/>
               <w:left w:type="dxa" w:w="110"/>
@@ -6143,51 +6201,51 @@
         </w:tc>
         <w:tc>
           <w:tcPr>
-            <w:tcW w:type="dxa" w:w="1560"/>
-            <w:tcMar>
-              <w:top w:type="dxa" w:w="80"/>
-              <w:left w:type="dxa" w:w="110"/>
-              <w:bottom w:type="dxa" w:w="80"/>
-              <w:right w:type="dxa" w:w="110"/>
-            </w:tcMar>
-          </w:tcPr>
-          <w:p>
-            <w:pPr>
-              <w:spacing w:after="40" w:before="40" w:line="300"/>
-            </w:pPr>
-            <w:r>
-              <w:rPr>
-                <w:rFonts w:ascii="Times New Roman" w:cs="Times New Roman" w:eastAsia="SimSun" w:hAnsi="Times New Roman"/>
-              </w:rPr>
-              <w:t xml:space="preserve">0.00063</w:t>
-            </w:r>
-          </w:p>
-        </w:tc>
-        <w:tc>
-          <w:tcPr>
-            <w:tcW w:type="dxa" w:w="1560"/>
-            <w:tcMar>
-              <w:top w:type="dxa" w:w="80"/>
-              <w:left w:type="dxa" w:w="110"/>
-              <w:bottom w:type="dxa" w:w="80"/>
-              <w:right w:type="dxa" w:w="110"/>
-            </w:tcMar>
-          </w:tcPr>
-          <w:p>
-            <w:pPr>
-              <w:spacing w:after="40" w:before="40" w:line="300"/>
-            </w:pPr>
-            <w:r>
-              <w:rPr>
-                <w:rFonts w:ascii="Times New Roman" w:cs="Times New Roman" w:eastAsia="SimSun" w:hAnsi="Times New Roman"/>
-              </w:rPr>
-              <w:t xml:space="preserve">0.13087</w:t>
-            </w:r>
-          </w:p>
-        </w:tc>
-        <w:tc>
-          <w:tcPr>
-            <w:tcW w:type="dxa" w:w="1560"/>
+            <w:tcW w:type="dxa" w:w="1872"/>
+            <w:tcMar>
+              <w:top w:type="dxa" w:w="80"/>
+              <w:left w:type="dxa" w:w="110"/>
+              <w:bottom w:type="dxa" w:w="80"/>
+              <w:right w:type="dxa" w:w="110"/>
+            </w:tcMar>
+          </w:tcPr>
+          <w:p>
+            <w:pPr>
+              <w:spacing w:after="40" w:before="40" w:line="300"/>
+            </w:pPr>
+            <w:r>
+              <w:rPr>
+                <w:rFonts w:ascii="Times New Roman" w:cs="Times New Roman" w:eastAsia="SimSun" w:hAnsi="Times New Roman"/>
+              </w:rPr>
+              <w:t xml:space="preserve">0.00063 [0.00025, 0.00202]</w:t>
+            </w:r>
+          </w:p>
+        </w:tc>
+        <w:tc>
+          <w:tcPr>
+            <w:tcW w:type="dxa" w:w="1872"/>
+            <w:tcMar>
+              <w:top w:type="dxa" w:w="80"/>
+              <w:left w:type="dxa" w:w="110"/>
+              <w:bottom w:type="dxa" w:w="80"/>
+              <w:right w:type="dxa" w:w="110"/>
+            </w:tcMar>
+          </w:tcPr>
+          <w:p>
+            <w:pPr>
+              <w:spacing w:after="40" w:before="40" w:line="300"/>
+            </w:pPr>
+            <w:r>
+              <w:rPr>
+                <w:rFonts w:ascii="Times New Roman" w:cs="Times New Roman" w:eastAsia="SimSun" w:hAnsi="Times New Roman"/>
+              </w:rPr>
+              <w:t xml:space="preserve">0.13087 [0.12930, 0.13244]</w:t>
+            </w:r>
+          </w:p>
+        </w:tc>
+        <w:tc>
+          <w:tcPr>
+            <w:tcW w:type="dxa" w:w="1872"/>
             <w:tcMar>
               <w:top w:type="dxa" w:w="80"/>
               <w:left w:type="dxa" w:w="110"/>
@@ -6204,28 +6262,6 @@
                 <w:rFonts w:ascii="Times New Roman" w:cs="Times New Roman" w:eastAsia="SimSun" w:hAnsi="Times New Roman"/>
               </w:rPr>
               <w:t xml:space="preserve">0.00072</w:t>
-            </w:r>
-          </w:p>
-        </w:tc>
-        <w:tc>
-          <w:tcPr>
-            <w:tcW w:type="dxa" w:w="1560"/>
-            <w:tcMar>
-              <w:top w:type="dxa" w:w="80"/>
-              <w:left w:type="dxa" w:w="110"/>
-              <w:bottom w:type="dxa" w:w="80"/>
-              <w:right w:type="dxa" w:w="110"/>
-            </w:tcMar>
-          </w:tcPr>
-          <w:p>
-            <w:pPr>
-              <w:spacing w:after="40" w:before="40" w:line="300"/>
-            </w:pPr>
-            <w:r>
-              <w:rPr>
-                <w:rFonts w:ascii="Times New Roman" w:cs="Times New Roman" w:eastAsia="SimSun" w:hAnsi="Times New Roman"/>
-              </w:rPr>
-              <w:t xml:space="preserve">0.87</w:t>
             </w:r>
           </w:p>
         </w:tc>
@@ -6245,21 +6281,79 @@
         <w:rPr>
           <w:rFonts w:ascii="Times New Roman" w:cs="Times New Roman" w:eastAsia="SimSun" w:hAnsi="Times New Roman"/>
         </w:rPr>
-        <w:t xml:space="preserve">群体闭合的偏差单调下降，幂律拟合给出指数 </w:t>
-      </w:r>
-      <w:r>
-        <w:rPr>
-          <w:rFonts w:ascii="Cambria Math" w:eastAsia="SimSun" w:hAnsi="Cambria Math"/>
-          <w:i w:val="false"/>
-          <w:iCs w:val="false"/>
-        </w:rPr>
-        <w:t xml:space="preserve">-1.37</w:t>
-      </w:r>
-      <w:r>
-        <w:rPr>
-          <w:rFonts w:ascii="Times New Roman" w:cs="Times New Roman" w:eastAsia="SimSun" w:hAnsi="Times New Roman"/>
-        </w:rPr>
-        <w:t xml:space="preserve">；</w:t>
+        <w:t xml:space="preserve">群体闭合的偏差由 </w:t>
+      </w:r>
+      <w:r>
+        <w:rPr>
+          <w:rFonts w:ascii="Cambria Math" w:eastAsia="SimSun" w:hAnsi="Cambria Math"/>
+          <w:i/>
+          <w:iCs/>
+        </w:rPr>
+        <w:t xml:space="preserve">N</w:t>
+      </w:r>
+      <w:r>
+        <w:rPr>
+          <w:rFonts w:ascii="Cambria Math" w:eastAsia="SimSun" w:hAnsi="Cambria Math"/>
+          <w:i w:val="false"/>
+          <w:iCs w:val="false"/>
+        </w:rPr>
+        <w:t xml:space="preserve">=500</w:t>
+      </w:r>
+      <w:r>
+        <w:rPr>
+          <w:rFonts w:ascii="Times New Roman" w:cs="Times New Roman" w:eastAsia="SimSun" w:hAnsi="Times New Roman"/>
+        </w:rPr>
+        <w:t xml:space="preserve"> 处高出零假设水平 </w:t>
+      </w:r>
+      <w:r>
+        <w:rPr>
+          <w:rFonts w:ascii="Cambria Math" w:eastAsia="SimSun" w:hAnsi="Cambria Math"/>
+          <w:i w:val="false"/>
+          <w:iCs w:val="false"/>
+        </w:rPr>
+        <w:t xml:space="preserve">9.4</w:t>
+      </w:r>
+      <w:r>
+        <w:rPr>
+          <w:rFonts w:ascii="Times New Roman" w:cs="Times New Roman" w:eastAsia="SimSun" w:hAnsi="Times New Roman"/>
+        </w:rPr>
+        <w:t xml:space="preserve"> 倍，单调降至 </w:t>
+      </w:r>
+      <w:r>
+        <w:rPr>
+          <w:rFonts w:ascii="Cambria Math" w:eastAsia="SimSun" w:hAnsi="Cambria Math"/>
+          <w:i/>
+          <w:iCs/>
+        </w:rPr>
+        <w:t xml:space="preserve">N</w:t>
+      </w:r>
+      <w:r>
+        <w:rPr>
+          <w:rFonts w:ascii="Cambria Math" w:eastAsia="SimSun" w:hAnsi="Cambria Math"/>
+          <w:i w:val="false"/>
+          <w:iCs w:val="false"/>
+        </w:rPr>
+        <w:t xml:space="preserve">=8000</w:t>
+      </w:r>
+      <w:r>
+        <w:rPr>
+          <w:rFonts w:ascii="Times New Roman" w:cs="Times New Roman" w:eastAsia="SimSun" w:hAnsi="Times New Roman"/>
+        </w:rPr>
+        <w:t xml:space="preserve"> 处的 </w:t>
+      </w:r>
+      <w:r>
+        <w:rPr>
+          <w:rFonts w:ascii="Cambria Math" w:eastAsia="SimSun" w:hAnsi="Cambria Math"/>
+          <w:i w:val="false"/>
+          <w:iCs w:val="false"/>
+        </w:rPr>
+        <w:t xml:space="preserve">0.00063</w:t>
+      </w:r>
+      <w:r>
+        <w:rPr>
+          <w:rFonts w:ascii="Times New Roman" w:cs="Times New Roman" w:eastAsia="SimSun" w:hAnsi="Times New Roman"/>
+        </w:rPr>
+        <w:t xml:space="preserve">，</w:t>
       </w:r>
     </w:p>
     <w:p>
@@ -6271,7 +6365,125 @@
         <w:rPr>
           <w:rFonts w:ascii="Times New Roman" w:cs="Times New Roman" w:eastAsia="SimSun" w:hAnsi="Times New Roman"/>
         </w:rPr>
-        <w:t xml:space="preserve">到 </w:t>
+        <w:t xml:space="preserve">已低于该水平（</w:t>
+      </w:r>
+      <w:r>
+        <w:rPr>
+          <w:rFonts w:ascii="Cambria Math" w:eastAsia="SimSun" w:hAnsi="Cambria Math"/>
+          <w:i w:val="false"/>
+          <w:iCs w:val="false"/>
+        </w:rPr>
+        <w:t xml:space="preserve">0.00072</w:t>
+      </w:r>
+      <w:r>
+        <w:rPr>
+          <w:rFonts w:ascii="Times New Roman" w:cs="Times New Roman" w:eastAsia="SimSun" w:hAnsi="Times New Roman"/>
+        </w:rPr>
+        <w:t xml:space="preserve">），即与「偏差为零」完全相容。只取高于零假设水平的 </w:t>
+      </w:r>
+      <w:r>
+        <w:rPr>
+          <w:rFonts w:ascii="Cambria Math" w:eastAsia="SimSun" w:hAnsi="Cambria Math"/>
+          <w:i w:val="false"/>
+          <w:iCs w:val="false"/>
+        </w:rPr>
+        <w:t xml:space="preserve">4</w:t>
+      </w:r>
+      <w:r>
+        <w:rPr>
+          <w:rFonts w:ascii="Times New Roman" w:cs="Times New Roman" w:eastAsia="SimSun" w:hAnsi="Times New Roman"/>
+        </w:rPr>
+        <w:t xml:space="preserve"> 个点作</w:t>
+      </w:r>
+    </w:p>
+    <w:p>
+      <w:pPr>
+        <w:spacing w:after="120" w:before="120" w:line="320" w:lineRule="auto"/>
+        <w:jc w:val="both"/>
+      </w:pPr>
+      <w:r>
+        <w:rPr>
+          <w:rFonts w:ascii="Times New Roman" w:cs="Times New Roman" w:eastAsia="SimSun" w:hAnsi="Times New Roman"/>
+        </w:rPr>
+        <w:t xml:space="preserve">加权幂律拟合，指数为 </w:t>
+      </w:r>
+      <w:r>
+        <w:rPr>
+          <w:rFonts w:ascii="Cambria Math" w:eastAsia="SimSun" w:hAnsi="Cambria Math"/>
+          <w:i w:val="false"/>
+          <w:iCs w:val="false"/>
+        </w:rPr>
+        <w:t xml:space="preserve">-1.36±0.16</w:t>
+      </w:r>
+      <w:r>
+        <w:rPr>
+          <w:rFonts w:ascii="Times New Roman" w:cs="Times New Roman" w:eastAsia="SimSun" w:hAnsi="Times New Roman"/>
+        </w:rPr>
+        <w:t xml:space="preserve">。</w:t>
+      </w:r>
+    </w:p>
+    <w:p>
+      <w:pPr>
+        <w:spacing w:after="120" w:before="120" w:line="320" w:lineRule="auto"/>
+        <w:jc w:val="both"/>
+      </w:pPr>
+      <w:r>
+        <w:rPr>
+          <w:rFonts w:ascii="Times New Roman" w:cs="Times New Roman" w:eastAsia="SimSun" w:hAnsi="Times New Roman"/>
+        </w:rPr>
+        <w:t xml:space="preserve">须说明两点：其一，各测量值都含噪声贡献因而是真实偏差的上界，真实衰减只会更陡；</w:t>
+      </w:r>
+    </w:p>
+    <w:p>
+      <w:pPr>
+        <w:spacing w:after="120" w:before="120" w:line="320" w:lineRule="auto"/>
+        <w:jc w:val="both"/>
+      </w:pPr>
+      <w:r>
+        <w:rPr>
+          <w:rFonts w:ascii="Times New Roman" w:cs="Times New Roman" w:eastAsia="SimSun" w:hAnsi="Times New Roman"/>
+        </w:rPr>
+        <w:t xml:space="preserve">其二，该指数比朴素预期的 </w:t>
+      </w:r>
+      <w:r>
+        <w:rPr>
+          <w:rFonts w:ascii="Cambria Math" w:eastAsia="SimSun" w:hAnsi="Cambria Math"/>
+          <w:i w:val="false"/>
+          <w:iCs w:val="false"/>
+        </w:rPr>
+        <w:t xml:space="preserve">-1</w:t>
+      </w:r>
+      <w:r>
+        <w:rPr>
+          <w:rFonts w:ascii="Times New Roman" w:cs="Times New Roman" w:eastAsia="SimSun" w:hAnsi="Times New Roman"/>
+        </w:rPr>
+        <w:t xml:space="preserve">（位形模型中短回路密度的量级）陡约 </w:t>
+      </w:r>
+      <w:r>
+        <w:rPr>
+          <w:rFonts w:ascii="Cambria Math" w:eastAsia="SimSun" w:hAnsi="Cambria Math"/>
+          <w:i w:val="false"/>
+          <w:iCs w:val="false"/>
+        </w:rPr>
+        <w:t xml:space="preserve">2.3σ</w:t>
+      </w:r>
+      <w:r>
+        <w:rPr>
+          <w:rFonts w:ascii="Times New Roman" w:cs="Times New Roman" w:eastAsia="SimSun" w:hAnsi="Times New Roman"/>
+        </w:rPr>
+        <w:t xml:space="preserve">，</w:t>
+      </w:r>
+    </w:p>
+    <w:p>
+      <w:pPr>
+        <w:spacing w:after="120" w:before="120" w:line="320" w:lineRule="auto"/>
+        <w:jc w:val="both"/>
+      </w:pPr>
+      <w:r>
+        <w:rPr>
+          <w:rFonts w:ascii="Times New Roman" w:cs="Times New Roman" w:eastAsia="SimSun" w:hAnsi="Times New Roman"/>
+        </w:rPr>
+        <w:t xml:space="preserve">不宜简单声称「与 </w:t>
       </w:r>
       <w:r>
         <w:rPr>
@@ -6279,6 +6491,22 @@
           <w:i/>
           <w:iCs/>
         </w:rPr>
+        <w:t xml:space="preserve">O</w:t>
+      </w:r>
+      <w:r>
+        <w:rPr>
+          <w:rFonts w:ascii="Cambria Math" w:eastAsia="SimSun" w:hAnsi="Cambria Math"/>
+          <w:i w:val="false"/>
+          <w:iCs w:val="false"/>
+        </w:rPr>
+        <w:t xml:space="preserve">(1/</w:t>
+      </w:r>
+      <w:r>
+        <w:rPr>
+          <w:rFonts w:ascii="Cambria Math" w:eastAsia="SimSun" w:hAnsi="Cambria Math"/>
+          <w:i/>
+          <w:iCs/>
+        </w:rPr>
         <w:t xml:space="preserve">N</w:t>
       </w:r>
       <w:r>
@@ -6287,27 +6515,13 @@
           <w:i w:val="false"/>
           <w:iCs w:val="false"/>
         </w:rPr>
-        <w:t xml:space="preserve">=8000</w:t>
-      </w:r>
-      <w:r>
-        <w:rPr>
-          <w:rFonts w:ascii="Times New Roman" w:cs="Times New Roman" w:eastAsia="SimSun" w:hAnsi="Times New Roman"/>
-        </w:rPr>
-        <w:t xml:space="preserve"> 时已降至噪声底的 </w:t>
-      </w:r>
-      <w:r>
-        <w:rPr>
-          <w:rFonts w:ascii="Cambria Math" w:eastAsia="SimSun" w:hAnsi="Cambria Math"/>
-          <w:i w:val="false"/>
-          <w:iCs w:val="false"/>
-        </w:rPr>
-        <w:t xml:space="preserve">0.87</w:t>
-      </w:r>
-      <w:r>
-        <w:rPr>
-          <w:rFonts w:ascii="Times New Roman" w:cs="Times New Roman" w:eastAsia="SimSun" w:hAnsi="Times New Roman"/>
-        </w:rPr>
-        <w:t xml:space="preserve"> 倍，不再可分辨。</w:t>
+        <w:t xml:space="preserve">)</w:t>
+      </w:r>
+      <w:r>
+        <w:rPr>
+          <w:rFonts w:ascii="Times New Roman" w:cs="Times New Roman" w:eastAsia="SimSun" w:hAnsi="Times New Roman"/>
+        </w:rPr>
+        <w:t xml:space="preserve"> 一致」。</w:t>
       </w:r>
     </w:p>
     <w:p>
@@ -6319,7 +6533,35 @@
         <w:rPr>
           <w:rFonts w:ascii="Times New Roman" w:cs="Times New Roman" w:eastAsia="SimSun" w:hAnsi="Times New Roman"/>
         </w:rPr>
-        <w:t xml:space="preserve">指数与位形模型中短回路密度的 </w:t>
+        <w:t xml:space="preserve">度均场的偏差则只由 </w:t>
+      </w:r>
+      <w:r>
+        <w:rPr>
+          <w:rFonts w:ascii="Cambria Math" w:eastAsia="SimSun" w:hAnsi="Cambria Math"/>
+          <w:i w:val="false"/>
+          <w:iCs w:val="false"/>
+        </w:rPr>
+        <w:t xml:space="preserve">0.16243</w:t>
+      </w:r>
+      <w:r>
+        <w:rPr>
+          <w:rFonts w:ascii="Times New Roman" w:cs="Times New Roman" w:eastAsia="SimSun" w:hAnsi="Times New Roman"/>
+        </w:rPr>
+        <w:t xml:space="preserve"> 降到 </w:t>
+      </w:r>
+      <w:r>
+        <w:rPr>
+          <w:rFonts w:ascii="Cambria Math" w:eastAsia="SimSun" w:hAnsi="Cambria Math"/>
+          <w:i w:val="false"/>
+          <w:iCs w:val="false"/>
+        </w:rPr>
+        <w:t xml:space="preserve">0.13087</w:t>
+      </w:r>
+      <w:r>
+        <w:rPr>
+          <w:rFonts w:ascii="Times New Roman" w:cs="Times New Roman" w:eastAsia="SimSun" w:hAnsi="Times New Roman"/>
+        </w:rPr>
+        <w:t xml:space="preserve">，按 </w:t>
       </w:r>
       <w:r>
         <w:rPr>
@@ -6327,15 +6569,15 @@
           <w:i/>
           <w:iCs/>
         </w:rPr>
-        <w:t xml:space="preserve">O</w:t>
-      </w:r>
-      <w:r>
-        <w:rPr>
-          <w:rFonts w:ascii="Cambria Math" w:eastAsia="SimSun" w:hAnsi="Cambria Math"/>
-          <w:i w:val="false"/>
-          <w:iCs w:val="false"/>
-        </w:rPr>
-        <w:t xml:space="preserve">(1/</w:t>
+        <w:t xml:space="preserve">a</w:t>
+      </w:r>
+      <w:r>
+        <w:rPr>
+          <w:rFonts w:ascii="Cambria Math" w:eastAsia="SimSun" w:hAnsi="Cambria Math"/>
+          <w:i w:val="false"/>
+          <w:iCs w:val="false"/>
+        </w:rPr>
+        <w:t xml:space="preserve">+</w:t>
       </w:r>
       <w:r>
         <w:rPr>
@@ -6343,21 +6585,29 @@
           <w:i/>
           <w:iCs/>
         </w:rPr>
+        <w:t xml:space="preserve">b</w:t>
+      </w:r>
+      <w:r>
+        <w:rPr>
+          <w:rFonts w:ascii="Cambria Math" w:eastAsia="SimSun" w:hAnsi="Cambria Math"/>
+          <w:i w:val="false"/>
+          <w:iCs w:val="false"/>
+        </w:rPr>
+        <w:t xml:space="preserve">/</w:t>
+      </w:r>
+      <w:r>
+        <w:rPr>
+          <w:rFonts w:ascii="Cambria Math" w:eastAsia="SimSun" w:hAnsi="Cambria Math"/>
+          <w:i/>
+          <w:iCs/>
+        </w:rPr>
         <w:t xml:space="preserve">N</w:t>
       </w:r>
       <w:r>
         <w:rPr>
-          <w:rFonts w:ascii="Cambria Math" w:eastAsia="SimSun" w:hAnsi="Cambria Math"/>
-          <w:i w:val="false"/>
-          <w:iCs w:val="false"/>
-        </w:rPr>
-        <w:t xml:space="preserve">)</w:t>
-      </w:r>
-      <w:r>
-        <w:rPr>
-          <w:rFonts w:ascii="Times New Roman" w:cs="Times New Roman" w:eastAsia="SimSun" w:hAnsi="Times New Roman"/>
-        </w:rPr>
-        <w:t xml:space="preserve"> 相容；又因每个测量值都含噪声贡献，</w:t>
+          <w:rFonts w:ascii="Times New Roman" w:cs="Times New Roman" w:eastAsia="SimSun" w:hAnsi="Times New Roman"/>
+        </w:rPr>
+        <w:t xml:space="preserve"> 外推得平台</w:t>
       </w:r>
     </w:p>
     <w:p>
@@ -6367,9 +6617,53 @@
       </w:pPr>
       <w:r>
         <w:rPr>
-          <w:rFonts w:ascii="Times New Roman" w:cs="Times New Roman" w:eastAsia="SimSun" w:hAnsi="Times New Roman"/>
-        </w:rPr>
-        <w:t xml:space="preserve">表中数字是真实偏差的上界，真实衰减只会更陡。</w:t>
+          <w:rFonts w:ascii="Cambria Math" w:eastAsia="SimSun" w:hAnsi="Cambria Math"/>
+          <w:i/>
+          <w:iCs/>
+        </w:rPr>
+        <w:t xml:space="preserve">a</w:t>
+      </w:r>
+      <w:r>
+        <w:rPr>
+          <w:rFonts w:ascii="Cambria Math" w:eastAsia="SimSun" w:hAnsi="Cambria Math"/>
+          <w:i w:val="false"/>
+          <w:iCs w:val="false"/>
+        </w:rPr>
+        <w:t xml:space="preserve">=0.12869±0.00073</w:t>
+      </w:r>
+      <w:r>
+        <w:rPr>
+          <w:rFonts w:ascii="Times New Roman" w:cs="Times New Roman" w:eastAsia="SimSun" w:hAnsi="Times New Roman"/>
+        </w:rPr>
+        <w:t xml:space="preserve">，即 </w:t>
+      </w:r>
+      <w:r>
+        <w:rPr>
+          <w:rFonts w:ascii="Cambria Math" w:eastAsia="SimSun" w:hAnsi="Cambria Math"/>
+          <w:i w:val="false"/>
+          <w:iCs w:val="false"/>
+        </w:rPr>
+        <w:t xml:space="preserve">176σ</w:t>
+      </w:r>
+      <w:r>
+        <w:rPr>
+          <w:rFonts w:ascii="Times New Roman" w:cs="Times New Roman" w:eastAsia="SimSun" w:hAnsi="Times New Roman"/>
+        </w:rPr>
+        <w:t xml:space="preserve"> 地不为零；在最大规模处它仍是零假设水平的 </w:t>
+      </w:r>
+      <w:r>
+        <w:rPr>
+          <w:rFonts w:ascii="Cambria Math" w:eastAsia="SimSun" w:hAnsi="Cambria Math"/>
+          <w:i w:val="false"/>
+          <w:iCs w:val="false"/>
+        </w:rPr>
+        <w:t xml:space="preserve">182</w:t>
+      </w:r>
+      <w:r>
+        <w:rPr>
+          <w:rFonts w:ascii="Times New Roman" w:cs="Times New Roman" w:eastAsia="SimSun" w:hAnsi="Times New Roman"/>
+        </w:rPr>
+        <w:t xml:space="preserve"> 倍、</w:t>
       </w:r>
     </w:p>
     <w:p>
@@ -6381,49 +6675,21 @@
         <w:rPr>
           <w:rFonts w:ascii="Times New Roman" w:cs="Times New Roman" w:eastAsia="SimSun" w:hAnsi="Times New Roman"/>
         </w:rPr>
-        <w:t xml:space="preserve">度均场的偏差则从 </w:t>
-      </w:r>
-      <w:r>
-        <w:rPr>
-          <w:rFonts w:ascii="Cambria Math" w:eastAsia="SimSun" w:hAnsi="Cambria Math"/>
-          <w:i w:val="false"/>
-          <w:iCs w:val="false"/>
-        </w:rPr>
-        <w:t xml:space="preserve">0.16243</w:t>
-      </w:r>
-      <w:r>
-        <w:rPr>
-          <w:rFonts w:ascii="Times New Roman" w:cs="Times New Roman" w:eastAsia="SimSun" w:hAnsi="Times New Roman"/>
-        </w:rPr>
-        <w:t xml:space="preserve"> 只降到 </w:t>
-      </w:r>
-      <w:r>
-        <w:rPr>
-          <w:rFonts w:ascii="Cambria Math" w:eastAsia="SimSun" w:hAnsi="Cambria Math"/>
-          <w:i w:val="false"/>
-          <w:iCs w:val="false"/>
-        </w:rPr>
-        <w:t xml:space="preserve">0.13087</w:t>
-      </w:r>
-      <w:r>
-        <w:rPr>
-          <w:rFonts w:ascii="Times New Roman" w:cs="Times New Roman" w:eastAsia="SimSun" w:hAnsi="Times New Roman"/>
-        </w:rPr>
-        <w:t xml:space="preserve">，拟合指数 </w:t>
-      </w:r>
-      <w:r>
-        <w:rPr>
-          <w:rFonts w:ascii="Cambria Math" w:eastAsia="SimSun" w:hAnsi="Cambria Math"/>
-          <w:i w:val="false"/>
-          <w:iCs w:val="false"/>
-        </w:rPr>
-        <w:t xml:space="preserve">-0.07</w:t>
-      </w:r>
-      <w:r>
-        <w:rPr>
-          <w:rFonts w:ascii="Times New Roman" w:cs="Times New Roman" w:eastAsia="SimSun" w:hAnsi="Times New Roman"/>
-        </w:rPr>
-        <w:t xml:space="preserve">，</w:t>
+        <w:t xml:space="preserve">闭合的 </w:t>
+      </w:r>
+      <w:r>
+        <w:rPr>
+          <w:rFonts w:ascii="Cambria Math" w:eastAsia="SimSun" w:hAnsi="Cambria Math"/>
+          <w:i w:val="false"/>
+          <w:iCs w:val="false"/>
+        </w:rPr>
+        <w:t xml:space="preserve">209</w:t>
+      </w:r>
+      <w:r>
+        <w:rPr>
+          <w:rFonts w:ascii="Times New Roman" w:cs="Times New Roman" w:eastAsia="SimSun" w:hAnsi="Times New Roman"/>
+        </w:rPr>
+        <w:t xml:space="preserve"> 倍。两者因而不是同一类误差：闭合的可以靠增大系统消除，均场的不能，</w:t>
       </w:r>
     </w:p>
     <w:p>
@@ -6435,47 +6701,7 @@
         <w:rPr>
           <w:rFonts w:ascii="Times New Roman" w:cs="Times New Roman" w:eastAsia="SimSun" w:hAnsi="Times New Roman"/>
         </w:rPr>
-        <w:t xml:space="preserve">在最大规模处仍是闭合的 </w:t>
-      </w:r>
-      <w:r>
-        <w:rPr>
-          <w:rFonts w:ascii="Cambria Math" w:eastAsia="SimSun" w:hAnsi="Cambria Math"/>
-          <w:i w:val="false"/>
-          <w:iCs w:val="false"/>
-        </w:rPr>
-        <w:t xml:space="preserve">209</w:t>
-      </w:r>
-      <w:r>
-        <w:rPr>
-          <w:rFonts w:ascii="Times New Roman" w:cs="Times New Roman" w:eastAsia="SimSun" w:hAnsi="Times New Roman"/>
-        </w:rPr>
-        <w:t xml:space="preserve"> 倍、噪声底的 </w:t>
-      </w:r>
-      <w:r>
-        <w:rPr>
-          <w:rFonts w:ascii="Cambria Math" w:eastAsia="SimSun" w:hAnsi="Cambria Math"/>
-          <w:i w:val="false"/>
-          <w:iCs w:val="false"/>
-        </w:rPr>
-        <w:t xml:space="preserve">182</w:t>
-      </w:r>
-      <w:r>
-        <w:rPr>
-          <w:rFonts w:ascii="Times New Roman" w:cs="Times New Roman" w:eastAsia="SimSun" w:hAnsi="Times New Roman"/>
-        </w:rPr>
-        <w:t xml:space="preserve"> 倍。</w:t>
-      </w:r>
-    </w:p>
-    <w:p>
-      <w:pPr>
-        <w:spacing w:after="120" w:before="120" w:line="320" w:lineRule="auto"/>
-        <w:jc w:val="both"/>
-      </w:pPr>
-      <w:r>
-        <w:rPr>
-          <w:rFonts w:ascii="Times New Roman" w:cs="Times New Roman" w:eastAsia="SimSun" w:hAnsi="Times New Roman"/>
-        </w:rPr>
-        <w:t xml:space="preserve">两者因而不是同一类误差：闭合的可以靠增大系统消除，均场的不能，因为那是闭合层级的误差。</w:t>
+        <w:t xml:space="preserve">因为那是闭合层级的误差。</w:t>
       </w:r>
     </w:p>
     <w:p>

--- a/drafts/sir-multiplex-hypergraphs/verification.docx
+++ b/drafts/sir-multiplex-hypergraphs/verification.docx
@@ -4769,7 +4769,29 @@
         <w:rPr>
           <w:rFonts w:ascii="Times New Roman" w:cs="Times New Roman" w:eastAsia="SimSun" w:hAnsi="Times New Roman"/>
         </w:rPr>
-        <w:t xml:space="preserve">两者在全部参数上一致，偏差均在蒙特卡洛的两倍标准误以内。末列给出级联相对于朴素计数</w:t>
+        <w:t xml:space="preserve">标准误由样本方差给出（级联规模有上界 </w:t>
+      </w:r>
+      <w:r>
+        <w:rPr>
+          <w:rFonts w:ascii="Cambria Math" w:eastAsia="SimSun" w:hAnsi="Cambria Math"/>
+          <w:i/>
+          <w:iCs/>
+        </w:rPr>
+        <w:t xml:space="preserve">m</w:t>
+      </w:r>
+      <w:r>
+        <w:rPr>
+          <w:rFonts w:ascii="Cambria Math" w:eastAsia="SimSun" w:hAnsi="Cambria Math"/>
+          <w:i w:val="false"/>
+          <w:iCs w:val="false"/>
+        </w:rPr>
+        <w:t xml:space="preserve">-1</w:t>
+      </w:r>
+      <w:r>
+        <w:rPr>
+          <w:rFonts w:ascii="Times New Roman" w:cs="Times New Roman" w:eastAsia="SimSun" w:hAnsi="Times New Roman"/>
+        </w:rPr>
+        <w:t xml:space="preserve"> 且偏斜，并非 Poisson，故不用</w:t>
       </w:r>
     </w:p>
     <w:p>
@@ -4783,7 +4805,7 @@
           <w:i w:val="false"/>
           <w:iCs w:val="false"/>
         </w:rPr>
-        <w:t xml:space="preserve">(</w:t>
+        <w:t xml:space="preserve">√</w:t>
       </w:r>
       <w:r>
         <w:rPr>
@@ -4791,15 +4813,15 @@
           <w:i/>
           <w:iCs/>
         </w:rPr>
-        <w:t xml:space="preserve">m</w:t>
-      </w:r>
-      <w:r>
-        <w:rPr>
-          <w:rFonts w:ascii="Cambria Math" w:eastAsia="SimSun" w:hAnsi="Cambria Math"/>
-          <w:i w:val="false"/>
-          <w:iCs w:val="false"/>
-        </w:rPr>
-        <w:t xml:space="preserve">-1)</w:t>
+        <w:t xml:space="preserve">x</w:t>
+      </w:r>
+      <w:r>
+        <w:rPr>
+          <w:rFonts w:ascii="Cambria Math" w:eastAsia="SimSun" w:hAnsi="Cambria Math"/>
+          <w:i w:val="false"/>
+          <w:iCs w:val="false"/>
+        </w:rPr>
+        <w:t xml:space="preserve">̄/</w:t>
       </w:r>
       <w:r>
         <w:rPr>
@@ -4807,13 +4829,13 @@
           <w:i/>
           <w:iCs/>
         </w:rPr>
-        <w:t xml:space="preserve">T</w:t>
-      </w:r>
-      <w:r>
-        <w:rPr>
-          <w:rFonts w:ascii="Times New Roman" w:cs="Times New Roman" w:eastAsia="SimSun" w:hAnsi="Times New Roman"/>
-        </w:rPr>
-        <w:t xml:space="preserve"> 的增益：</w:t>
+        <w:t xml:space="preserve">n</w:t>
+      </w:r>
+      <w:r>
+        <w:rPr>
+          <w:rFonts w:ascii="Times New Roman" w:cs="Times New Roman" w:eastAsia="SimSun" w:hAnsi="Times New Roman"/>
+        </w:rPr>
+        <w:t xml:space="preserve">）。15 格的标准化偏差 </w:t>
       </w:r>
       <w:r>
         <w:rPr>
@@ -4821,21 +4843,23 @@
           <w:i/>
           <w:iCs/>
         </w:rPr>
-        <w:t xml:space="preserve">m</w:t>
-      </w:r>
-      <w:r>
-        <w:rPr>
-          <w:rFonts w:ascii="Cambria Math" w:eastAsia="SimSun" w:hAnsi="Cambria Math"/>
-          <w:i w:val="false"/>
-          <w:iCs w:val="false"/>
-        </w:rPr>
-        <w:t xml:space="preserve">=2</w:t>
-      </w:r>
-      <w:r>
-        <w:rPr>
-          <w:rFonts w:ascii="Times New Roman" w:cs="Times New Roman" w:eastAsia="SimSun" w:hAnsi="Times New Roman"/>
-        </w:rPr>
-        <w:t xml:space="preserve"> 时为 1，级联消失；群体越大增益越高，说明成员互相传染对激活时长</w:t>
+        <w:t xml:space="preserve">z</w:t>
+      </w:r>
+      <w:r>
+        <w:rPr>
+          <w:rFonts w:ascii="Cambria Math" w:eastAsia="SimSun" w:hAnsi="Cambria Math"/>
+          <w:i w:val="false"/>
+          <w:iCs w:val="false"/>
+        </w:rPr>
+        <w:t xml:space="preserve">=(递推-蒙特卡洛)/</w:t>
+      </w:r>
+      <w:r>
+        <w:rPr>
+          <w:rFonts w:ascii="Cambria Math" w:eastAsia="SimSun" w:hAnsi="Cambria Math"/>
+          <w:i/>
+          <w:iCs/>
+        </w:rPr>
+        <w:t xml:space="preserve">SE</w:t>
       </w:r>
     </w:p>
     <w:p>
@@ -4847,7 +4871,135 @@
         <w:rPr>
           <w:rFonts w:ascii="Times New Roman" w:cs="Times New Roman" w:eastAsia="SimSun" w:hAnsi="Times New Roman"/>
         </w:rPr>
-        <w:t xml:space="preserve">的延长不是可忽略的修正。</w:t>
+        <w:t xml:space="preserve">均值为 </w:t>
+      </w:r>
+      <w:r>
+        <w:rPr>
+          <w:rFonts w:ascii="Cambria Math" w:eastAsia="SimSun" w:hAnsi="Cambria Math"/>
+          <w:i w:val="false"/>
+          <w:iCs w:val="false"/>
+        </w:rPr>
+        <w:t xml:space="preserve">+0.10</w:t>
+      </w:r>
+      <w:r>
+        <w:rPr>
+          <w:rFonts w:ascii="Times New Roman" w:cs="Times New Roman" w:eastAsia="SimSun" w:hAnsi="Times New Roman"/>
+        </w:rPr>
+        <w:t xml:space="preserve">、</w:t>
+      </w:r>
+      <w:r>
+        <w:rPr>
+          <w:rFonts w:ascii="Cambria Math" w:eastAsia="SimSun" w:hAnsi="Cambria Math"/>
+          <w:i w:val="false"/>
+          <w:iCs w:val="false"/>
+        </w:rPr>
+        <w:t xml:space="preserve">|</w:t>
+      </w:r>
+      <w:r>
+        <w:rPr>
+          <w:rFonts w:ascii="Cambria Math" w:eastAsia="SimSun" w:hAnsi="Cambria Math"/>
+          <w:i/>
+          <w:iCs/>
+        </w:rPr>
+        <w:t xml:space="preserve">z</w:t>
+      </w:r>
+      <w:r>
+        <w:rPr>
+          <w:rFonts w:ascii="Cambria Math" w:eastAsia="SimSun" w:hAnsi="Cambria Math"/>
+          <w:i w:val="false"/>
+          <w:iCs w:val="false"/>
+        </w:rPr>
+        <w:t xml:space="preserve">|&gt;2</w:t>
+      </w:r>
+      <w:r>
+        <w:rPr>
+          <w:rFonts w:ascii="Times New Roman" w:cs="Times New Roman" w:eastAsia="SimSun" w:hAnsi="Times New Roman"/>
+        </w:rPr>
+        <w:t xml:space="preserve"> 者 2 格，与无系统偏差相容。</w:t>
+      </w:r>
+    </w:p>
+    <w:p>
+      <w:pPr>
+        <w:spacing w:after="120" w:before="120" w:line="320" w:lineRule="auto"/>
+        <w:jc w:val="both"/>
+      </w:pPr>
+      <w:r>
+        <w:rPr>
+          <w:rFonts w:ascii="Times New Roman" w:cs="Times New Roman" w:eastAsia="SimSun" w:hAnsi="Times New Roman"/>
+        </w:rPr>
+        <w:t xml:space="preserve">末列给出级联相对于朴素计数 </w:t>
+      </w:r>
+      <w:r>
+        <w:rPr>
+          <w:rFonts w:ascii="Cambria Math" w:eastAsia="SimSun" w:hAnsi="Cambria Math"/>
+          <w:i w:val="false"/>
+          <w:iCs w:val="false"/>
+        </w:rPr>
+        <w:t xml:space="preserve">(</w:t>
+      </w:r>
+      <w:r>
+        <w:rPr>
+          <w:rFonts w:ascii="Cambria Math" w:eastAsia="SimSun" w:hAnsi="Cambria Math"/>
+          <w:i/>
+          <w:iCs/>
+        </w:rPr>
+        <w:t xml:space="preserve">m</w:t>
+      </w:r>
+      <w:r>
+        <w:rPr>
+          <w:rFonts w:ascii="Cambria Math" w:eastAsia="SimSun" w:hAnsi="Cambria Math"/>
+          <w:i w:val="false"/>
+          <w:iCs w:val="false"/>
+        </w:rPr>
+        <w:t xml:space="preserve">-1)</w:t>
+      </w:r>
+      <w:r>
+        <w:rPr>
+          <w:rFonts w:ascii="Cambria Math" w:eastAsia="SimSun" w:hAnsi="Cambria Math"/>
+          <w:i/>
+          <w:iCs/>
+        </w:rPr>
+        <w:t xml:space="preserve">T</w:t>
+      </w:r>
+      <w:r>
+        <w:rPr>
+          <w:rFonts w:ascii="Times New Roman" w:cs="Times New Roman" w:eastAsia="SimSun" w:hAnsi="Times New Roman"/>
+        </w:rPr>
+        <w:t xml:space="preserve"> 的增益：</w:t>
+      </w:r>
+      <w:r>
+        <w:rPr>
+          <w:rFonts w:ascii="Cambria Math" w:eastAsia="SimSun" w:hAnsi="Cambria Math"/>
+          <w:i/>
+          <w:iCs/>
+        </w:rPr>
+        <w:t xml:space="preserve">m</w:t>
+      </w:r>
+      <w:r>
+        <w:rPr>
+          <w:rFonts w:ascii="Cambria Math" w:eastAsia="SimSun" w:hAnsi="Cambria Math"/>
+          <w:i w:val="false"/>
+          <w:iCs w:val="false"/>
+        </w:rPr>
+        <w:t xml:space="preserve">=2</w:t>
+      </w:r>
+      <w:r>
+        <w:rPr>
+          <w:rFonts w:ascii="Times New Roman" w:cs="Times New Roman" w:eastAsia="SimSun" w:hAnsi="Times New Roman"/>
+        </w:rPr>
+        <w:t xml:space="preserve"> 时为 1，级联消失；群体越大增益越高，</w:t>
+      </w:r>
+    </w:p>
+    <w:p>
+      <w:pPr>
+        <w:spacing w:after="120" w:before="120" w:line="320" w:lineRule="auto"/>
+        <w:jc w:val="both"/>
+      </w:pPr>
+      <w:r>
+        <w:rPr>
+          <w:rFonts w:ascii="Times New Roman" w:cs="Times New Roman" w:eastAsia="SimSun" w:hAnsi="Times New Roman"/>
+        </w:rPr>
+        <w:t xml:space="preserve">说明成员互相传染对激活时长的延长不是可忽略的修正。</w:t>
       </w:r>
     </w:p>
     <w:p>
@@ -6706,13 +6858,87 @@
     </w:p>
     <w:p>
       <w:pPr>
+        <w:spacing w:after="120" w:before="120" w:line="320" w:lineRule="auto"/>
+        <w:jc w:val="both"/>
+      </w:pPr>
+      <w:r>
+        <w:rPr>
+          <w:rFonts w:ascii="Times New Roman" w:cs="Times New Roman" w:eastAsia="SimSun" w:hAnsi="Times New Roman"/>
+        </w:rPr>
+        <w:t xml:space="preserve">这一区分不依赖对点估计的比较：两种闭合的自举 95% 置信区间在全部 5 个规模上均不重叠</w:t>
+      </w:r>
+    </w:p>
+    <w:p>
+      <w:pPr>
+        <w:spacing w:after="120" w:before="120" w:line="320" w:lineRule="auto"/>
+        <w:jc w:val="both"/>
+      </w:pPr>
+      <w:r>
+        <w:rPr>
+          <w:rFonts w:ascii="Times New Roman" w:cs="Times New Roman" w:eastAsia="SimSun" w:hAnsi="Times New Roman"/>
+        </w:rPr>
+        <w:t xml:space="preserve">（例如 </w:t>
+      </w:r>
+      <w:r>
+        <w:rPr>
+          <w:rFonts w:ascii="Cambria Math" w:eastAsia="SimSun" w:hAnsi="Cambria Math"/>
+          <w:i/>
+          <w:iCs/>
+        </w:rPr>
+        <w:t xml:space="preserve">N</w:t>
+      </w:r>
+      <w:r>
+        <w:rPr>
+          <w:rFonts w:ascii="Cambria Math" w:eastAsia="SimSun" w:hAnsi="Cambria Math"/>
+          <w:i w:val="false"/>
+          <w:iCs w:val="false"/>
+        </w:rPr>
+        <w:t xml:space="preserve">=8000</w:t>
+      </w:r>
+      <w:r>
+        <w:rPr>
+          <w:rFonts w:ascii="Times New Roman" w:cs="Times New Roman" w:eastAsia="SimSun" w:hAnsi="Times New Roman"/>
+        </w:rPr>
+        <w:t xml:space="preserve"> 处，闭合的区间上界 </w:t>
+      </w:r>
+      <w:r>
+        <w:rPr>
+          <w:rFonts w:ascii="Cambria Math" w:eastAsia="SimSun" w:hAnsi="Cambria Math"/>
+          <w:i w:val="false"/>
+          <w:iCs w:val="false"/>
+        </w:rPr>
+        <w:t xml:space="preserve">0.00202</w:t>
+      </w:r>
+      <w:r>
+        <w:rPr>
+          <w:rFonts w:ascii="Times New Roman" w:cs="Times New Roman" w:eastAsia="SimSun" w:hAnsi="Times New Roman"/>
+        </w:rPr>
+        <w:t xml:space="preserve"> 低于均场的区间下界 </w:t>
+      </w:r>
+      <w:r>
+        <w:rPr>
+          <w:rFonts w:ascii="Cambria Math" w:eastAsia="SimSun" w:hAnsi="Cambria Math"/>
+          <w:i w:val="false"/>
+          <w:iCs w:val="false"/>
+        </w:rPr>
+        <w:t xml:space="preserve">0.12930</w:t>
+      </w:r>
+      <w:r>
+        <w:rPr>
+          <w:rFonts w:ascii="Times New Roman" w:cs="Times New Roman" w:eastAsia="SimSun" w:hAnsi="Times New Roman"/>
+        </w:rPr>
+        <w:t xml:space="preserve">）。</w:t>
+      </w:r>
+    </w:p>
+    <w:p>
+      <w:pPr>
         <w:spacing w:after="60" w:before="200" w:line="240" w:lineRule="auto"/>
         <w:jc w:val="center"/>
       </w:pPr>
       <w:r>
         <w:drawing>
           <wp:inline distT="0" distB="0" distL="0" distR="0">
-            <wp:extent cx="5029200" cy="2031969"/>
+            <wp:extent cx="5029200" cy="2013524"/>
             <wp:effectExtent t="0" r="0" b="0" l="0"/>
             <wp:docPr id="1" name="" descr="" title=""/>
             <wp:cNvGraphicFramePr>
@@ -6737,7 +6963,7 @@
                   <pic:spPr bwMode="auto">
                     <a:xfrm>
                       <a:off x="0" y="0"/>
-                      <a:ext cx="5029200" cy="2031969"/>
+                      <a:ext cx="5029200" cy="2013524"/>
                     </a:xfrm>
                     <a:prstGeom prst="rect">
                       <a:avLst/>

--- a/drafts/sir-multiplex-hypergraphs/verification.docx
+++ b/drafts/sir-multiplex-hypergraphs/verification.docx
@@ -6938,7 +6938,7 @@
       <w:r>
         <w:drawing>
           <wp:inline distT="0" distB="0" distL="0" distR="0">
-            <wp:extent cx="5029200" cy="2013524"/>
+            <wp:extent cx="5029200" cy="1930934"/>
             <wp:effectExtent t="0" r="0" b="0" l="0"/>
             <wp:docPr id="1" name="" descr="" title=""/>
             <wp:cNvGraphicFramePr>
@@ -6963,7 +6963,7 @@
                   <pic:spPr bwMode="auto">
                     <a:xfrm>
                       <a:off x="0" y="0"/>
-                      <a:ext cx="5029200" cy="2013524"/>
+                      <a:ext cx="5029200" cy="1930934"/>
                     </a:xfrm>
                     <a:prstGeom prst="rect">
                       <a:avLst/>
